--- a/lessons/2-1/downloads/reveal/teacher/2.1-session-1-prerequisite-practice-a.docx
+++ b/lessons/2-1/downloads/reveal/teacher/2.1-session-1-prerequisite-practice-a.docx
@@ -15,10 +15,28 @@
         <w:rPr>
           <w:rFonts w:ascii="Avenir Next" w:hAnsi="Avenir Next" w:cs="Avenir Next" w:eastAsia="Avenir Next"/>
           <w:color w:val="1A1A1A"/>
+          <w:sz w:val="22"/>
+          <w:szCs w:val="20"/>
+        </w:rPr>
+        <w:t xml:space="preserve">Name</w:t>
+      </w:r>
+      <w:r>
+        <w:rPr>
+          <w:rFonts w:ascii="Avenir Next" w:hAnsi="Avenir Next" w:cs="Avenir Next" w:eastAsia="Avenir Next"/>
+          <w:color w:val="1A1A1A"/>
           <w:sz w:val="20"/>
           <w:szCs w:val="20"/>
         </w:rPr>
-        <w:t xml:space="preserve">Name</w:t>
+        <w:tab/>
+      </w:r>
+      <w:r>
+        <w:rPr>
+          <w:rFonts w:ascii="Avenir Next" w:hAnsi="Avenir Next" w:cs="Avenir Next" w:eastAsia="Avenir Next"/>
+          <w:color w:val="1A1A1A"/>
+          <w:sz w:val="22"/>
+          <w:szCs w:val="20"/>
+        </w:rPr>
+        <w:t xml:space="preserve">   Date</w:t>
       </w:r>
       <w:r>
         <w:rPr>
@@ -33,25 +51,7 @@
         <w:rPr>
           <w:rFonts w:ascii="Avenir Next" w:hAnsi="Avenir Next" w:cs="Avenir Next" w:eastAsia="Avenir Next"/>
           <w:color w:val="1A1A1A"/>
-          <w:sz w:val="20"/>
-          <w:szCs w:val="20"/>
-        </w:rPr>
-        <w:t xml:space="preserve">   Date</w:t>
-      </w:r>
-      <w:r>
-        <w:rPr>
-          <w:rFonts w:ascii="Avenir Next" w:hAnsi="Avenir Next" w:cs="Avenir Next" w:eastAsia="Avenir Next"/>
-          <w:color w:val="1A1A1A"/>
-          <w:sz w:val="20"/>
-          <w:szCs w:val="20"/>
-        </w:rPr>
-        <w:tab/>
-      </w:r>
-      <w:r>
-        <w:rPr>
-          <w:rFonts w:ascii="Avenir Next" w:hAnsi="Avenir Next" w:cs="Avenir Next" w:eastAsia="Avenir Next"/>
-          <w:color w:val="1A1A1A"/>
-          <w:sz w:val="20"/>
+          <w:sz w:val="22"/>
           <w:szCs w:val="20"/>
         </w:rPr>
         <w:t xml:space="preserve">   Period</w:t>
@@ -78,7 +78,7 @@
           <w:caps/>
           <w:color w:val="003A70"/>
           <w:spacing w:val="12"/>
-          <w:sz w:val="19"/>
+          <w:sz w:val="22"/>
           <w:szCs w:val="19"/>
         </w:rPr>
         <w:t xml:space="preserve">Lesson 2-1  ·  Session 1  ·  Prerequisite Practice A  ·  Skill 1 of 2</w:t>
@@ -86,6 +86,7 @@
     </w:p>
     <w:p>
       <w:pPr>
+        <w:pStyle w:val="Heading1"/>
         <w:keepNext/>
         <w:spacing w:before="0" w:after="10" w:line="240" w:lineRule="auto"/>
       </w:pPr>
@@ -111,7 +112,7 @@
         <w:rPr>
           <w:rFonts w:ascii="Avenir Next" w:hAnsi="Avenir Next" w:cs="Avenir Next" w:eastAsia="Avenir Next"/>
           <w:color w:val="5A5F66"/>
-          <w:sz w:val="17"/>
+          <w:sz w:val="22"/>
           <w:szCs w:val="17"/>
         </w:rPr>
         <w:t xml:space="preserve">Builds on Grade 4 · 4.MD.A.1</w:t>
@@ -154,6 +155,7 @@
           </w:tcPr>
           <w:p>
             <w:pPr>
+              <w:pStyle w:val="Heading2"/>
               <w:spacing w:before="0" w:after="0" w:line="252" w:lineRule="auto"/>
             </w:pPr>
             <w:r>
@@ -183,7 +185,7 @@
               <w:rPr>
                 <w:rFonts w:ascii="Avenir Next" w:hAnsi="Avenir Next" w:cs="Avenir Next" w:eastAsia="Avenir Next"/>
                 <w:color w:val="1A1A1A"/>
-                <w:sz w:val="20"/>
+                <w:sz w:val="22"/>
                 <w:szCs w:val="20"/>
               </w:rPr>
               <w:t xml:space="preserve">You will sort questions like “How many days are in June?” as S or N. A fixed fact has only one answer.</w:t>
@@ -203,6 +205,7 @@
           </w:tcPr>
           <w:p>
             <w:pPr>
+              <w:pStyle w:val="Heading2"/>
               <w:spacing w:before="0" w:after="0" w:line="252" w:lineRule="auto"/>
             </w:pPr>
             <w:r>
@@ -232,7 +235,7 @@
               <w:rPr>
                 <w:rFonts w:ascii="Avenir Next" w:hAnsi="Avenir Next" w:cs="Avenir Next" w:eastAsia="Avenir Next"/>
                 <w:color w:val="1A1A1A"/>
-                <w:sz w:val="20"/>
+                <w:sz w:val="22"/>
                 <w:szCs w:val="20"/>
               </w:rPr>
               <w:t xml:space="preserve">Know a fixed fact, like 1 hour = 60 minutes, and use it to change units.  </w:t>
@@ -242,7 +245,7 @@
                 <w:rFonts w:ascii="Avenir Next" w:hAnsi="Avenir Next" w:cs="Avenir Next" w:eastAsia="Avenir Next"/>
                 <w:b/>
                 <w:color w:val="1A1A1A"/>
-                <w:sz w:val="20"/>
+                <w:sz w:val="22"/>
                 <w:szCs w:val="20"/>
               </w:rPr>
               <w:t xml:space="preserve">You will use it in Practice Form A, problems 1 and 7.</w:t>
@@ -253,6 +256,7 @@
     </w:tbl>
     <w:p>
       <w:pPr>
+        <w:pStyle w:val="Heading2"/>
         <w:keepNext/>
         <w:pBdr>
           <w:bottom w:val="single" w:sz="8" w:space="3" w:color="003A70"/>
@@ -268,7 +272,7 @@
           <w:b/>
           <w:color w:val="003A70"/>
           <w:spacing w:val="14"/>
-          <w:sz w:val="19"/>
+          <w:sz w:val="22"/>
           <w:szCs w:val="19"/>
         </w:rPr>
         <w:t xml:space="preserve">STEPS TO FOLLOW</w:t>
@@ -287,7 +291,7 @@
           <w:rFonts w:ascii="Avenir Next" w:hAnsi="Avenir Next" w:cs="Avenir Next" w:eastAsia="Avenir Next"/>
           <w:i/>
           <w:color w:val="5A5F66"/>
-          <w:sz w:val="17"/>
+          <w:sz w:val="22"/>
           <w:szCs w:val="17"/>
         </w:rPr>
         <w:t xml:space="preserve">use these same steps on every problem</w:t>
@@ -329,6 +333,7 @@
           </w:tcPr>
           <w:p>
             <w:pPr>
+              <w:pStyle w:val="Heading1"/>
               <w:spacing w:before="0" w:after="0" w:line="240" w:lineRule="auto"/>
               <w:jc w:val="center"/>
             </w:pPr>
@@ -357,7 +362,7 @@
               <w:rPr>
                 <w:rFonts w:ascii="Avenir Next" w:hAnsi="Avenir Next" w:cs="Avenir Next" w:eastAsia="Avenir Next"/>
                 <w:color w:val="1A1A1A"/>
-                <w:sz w:val="21"/>
+                <w:sz w:val="22"/>
                 <w:szCs w:val="21"/>
               </w:rPr>
               <w:t xml:space="preserve">Write the </w:t>
@@ -367,7 +372,7 @@
                 <w:rFonts w:ascii="Avenir Next" w:hAnsi="Avenir Next" w:cs="Avenir Next" w:eastAsia="Avenir Next"/>
                 <w:b/>
                 <w:color w:val="1A1A1A"/>
-                <w:sz w:val="21"/>
+                <w:sz w:val="22"/>
                 <w:szCs w:val="21"/>
               </w:rPr>
               <w:t xml:space="preserve">fact</w:t>
@@ -376,7 +381,7 @@
               <w:rPr>
                 <w:rFonts w:ascii="Avenir Next" w:hAnsi="Avenir Next" w:cs="Avenir Next" w:eastAsia="Avenir Next"/>
                 <w:color w:val="1A1A1A"/>
-                <w:sz w:val="21"/>
+                <w:sz w:val="22"/>
                 <w:szCs w:val="21"/>
               </w:rPr>
               <w:t xml:space="preserve"> for one unit.</w:t>
@@ -395,6 +400,7 @@
           </w:tcPr>
           <w:p>
             <w:pPr>
+              <w:pStyle w:val="Heading1"/>
               <w:spacing w:before="0" w:after="0" w:line="240" w:lineRule="auto"/>
               <w:jc w:val="center"/>
             </w:pPr>
@@ -424,7 +430,7 @@
                 <w:rFonts w:ascii="Avenir Next" w:hAnsi="Avenir Next" w:cs="Avenir Next" w:eastAsia="Avenir Next"/>
                 <w:b/>
                 <w:color w:val="1A1A1A"/>
-                <w:sz w:val="21"/>
+                <w:sz w:val="22"/>
                 <w:szCs w:val="21"/>
               </w:rPr>
               <w:t xml:space="preserve">Multiply</w:t>
@@ -433,7 +439,7 @@
               <w:rPr>
                 <w:rFonts w:ascii="Avenir Next" w:hAnsi="Avenir Next" w:cs="Avenir Next" w:eastAsia="Avenir Next"/>
                 <w:color w:val="1A1A1A"/>
-                <w:sz w:val="21"/>
+                <w:sz w:val="22"/>
                 <w:szCs w:val="21"/>
               </w:rPr>
               <w:t xml:space="preserve"> by the number of units.</w:t>
@@ -452,6 +458,7 @@
           </w:tcPr>
           <w:p>
             <w:pPr>
+              <w:pStyle w:val="Heading1"/>
               <w:spacing w:before="0" w:after="0" w:line="240" w:lineRule="auto"/>
               <w:jc w:val="center"/>
             </w:pPr>
@@ -480,7 +487,7 @@
               <w:rPr>
                 <w:rFonts w:ascii="Avenir Next" w:hAnsi="Avenir Next" w:cs="Avenir Next" w:eastAsia="Avenir Next"/>
                 <w:color w:val="1A1A1A"/>
-                <w:sz w:val="21"/>
+                <w:sz w:val="22"/>
                 <w:szCs w:val="21"/>
               </w:rPr>
               <w:t xml:space="preserve">Write the answer with the </w:t>
@@ -490,7 +497,7 @@
                 <w:rFonts w:ascii="Avenir Next" w:hAnsi="Avenir Next" w:cs="Avenir Next" w:eastAsia="Avenir Next"/>
                 <w:b/>
                 <w:color w:val="1A1A1A"/>
-                <w:sz w:val="21"/>
+                <w:sz w:val="22"/>
                 <w:szCs w:val="21"/>
               </w:rPr>
               <w:t xml:space="preserve">new unit</w:t>
@@ -499,7 +506,7 @@
               <w:rPr>
                 <w:rFonts w:ascii="Avenir Next" w:hAnsi="Avenir Next" w:cs="Avenir Next" w:eastAsia="Avenir Next"/>
                 <w:color w:val="1A1A1A"/>
-                <w:sz w:val="21"/>
+                <w:sz w:val="22"/>
                 <w:szCs w:val="21"/>
               </w:rPr>
               <w:t xml:space="preserve">.</w:t>
@@ -510,6 +517,7 @@
     </w:tbl>
     <w:p>
       <w:pPr>
+        <w:pStyle w:val="Heading2"/>
         <w:keepNext/>
         <w:pBdr>
           <w:bottom w:val="single" w:sz="8" w:space="3" w:color="003A70"/>
@@ -525,7 +533,7 @@
           <w:b/>
           <w:color w:val="003A70"/>
           <w:spacing w:val="14"/>
-          <w:sz w:val="19"/>
+          <w:sz w:val="22"/>
           <w:szCs w:val="19"/>
         </w:rPr>
         <w:t xml:space="preserve">WATCH ME</w:t>
@@ -544,7 +552,7 @@
           <w:rFonts w:ascii="Avenir Next" w:hAnsi="Avenir Next" w:cs="Avenir Next" w:eastAsia="Avenir Next"/>
           <w:i/>
           <w:color w:val="5A5F66"/>
-          <w:sz w:val="17"/>
+          <w:sz w:val="22"/>
           <w:szCs w:val="17"/>
         </w:rPr>
         <w:t xml:space="preserve">the steps in action</w:t>
@@ -559,7 +567,7 @@
           <w:rFonts w:ascii="Avenir Next" w:hAnsi="Avenir Next" w:cs="Avenir Next" w:eastAsia="Avenir Next"/>
           <w:b/>
           <w:color w:val="1A1A1A"/>
-          <w:sz w:val="21"/>
+          <w:sz w:val="22"/>
           <w:szCs w:val="21"/>
         </w:rPr>
         <w:t xml:space="preserve">How many minutes are in 4 hours?</w:t>
@@ -578,25 +586,25 @@
           <w:rFonts w:ascii="Avenir Next" w:hAnsi="Avenir Next" w:cs="Avenir Next" w:eastAsia="Avenir Next"/>
           <w:b/>
           <w:color w:val="003A70"/>
+          <w:sz w:val="22"/>
+          <w:szCs w:val="19"/>
+        </w:rPr>
+        <w:t xml:space="preserve">Step 1</w:t>
+      </w:r>
+      <w:r>
+        <w:rPr>
+          <w:rFonts w:ascii="Avenir Next" w:hAnsi="Avenir Next" w:cs="Avenir Next" w:eastAsia="Avenir Next"/>
+          <w:color w:val="1A1A1A"/>
           <w:sz w:val="19"/>
           <w:szCs w:val="19"/>
         </w:rPr>
-        <w:t xml:space="preserve">Step 1</w:t>
-      </w:r>
-      <w:r>
-        <w:rPr>
-          <w:rFonts w:ascii="Avenir Next" w:hAnsi="Avenir Next" w:cs="Avenir Next" w:eastAsia="Avenir Next"/>
-          <w:color w:val="1A1A1A"/>
-          <w:sz w:val="19"/>
-          <w:szCs w:val="19"/>
-        </w:rPr>
         <w:tab/>
       </w:r>
       <w:r>
         <w:rPr>
           <w:rFonts w:ascii="Avenir Next" w:hAnsi="Avenir Next" w:cs="Avenir Next" w:eastAsia="Avenir Next"/>
           <w:color w:val="1A1A1A"/>
-          <w:sz w:val="21"/>
+          <w:sz w:val="22"/>
           <w:szCs w:val="21"/>
         </w:rPr>
         <w:t xml:space="preserve">The fact: 1 hour = 60 minutes.</w:t>
@@ -615,25 +623,25 @@
           <w:rFonts w:ascii="Avenir Next" w:hAnsi="Avenir Next" w:cs="Avenir Next" w:eastAsia="Avenir Next"/>
           <w:b/>
           <w:color w:val="003A70"/>
+          <w:sz w:val="22"/>
+          <w:szCs w:val="19"/>
+        </w:rPr>
+        <w:t xml:space="preserve">Step 2</w:t>
+      </w:r>
+      <w:r>
+        <w:rPr>
+          <w:rFonts w:ascii="Avenir Next" w:hAnsi="Avenir Next" w:cs="Avenir Next" w:eastAsia="Avenir Next"/>
+          <w:color w:val="1A1A1A"/>
           <w:sz w:val="19"/>
           <w:szCs w:val="19"/>
         </w:rPr>
-        <w:t xml:space="preserve">Step 2</w:t>
-      </w:r>
-      <w:r>
-        <w:rPr>
-          <w:rFonts w:ascii="Avenir Next" w:hAnsi="Avenir Next" w:cs="Avenir Next" w:eastAsia="Avenir Next"/>
-          <w:color w:val="1A1A1A"/>
-          <w:sz w:val="19"/>
-          <w:szCs w:val="19"/>
-        </w:rPr>
         <w:tab/>
       </w:r>
       <w:r>
         <w:rPr>
           <w:rFonts w:ascii="Avenir Next" w:hAnsi="Avenir Next" w:cs="Avenir Next" w:eastAsia="Avenir Next"/>
           <w:color w:val="1A1A1A"/>
-          <w:sz w:val="21"/>
+          <w:sz w:val="22"/>
           <w:szCs w:val="21"/>
         </w:rPr>
         <w:t xml:space="preserve">Multiply: 4 × 60 = 240.</w:t>
@@ -652,25 +660,25 @@
           <w:rFonts w:ascii="Avenir Next" w:hAnsi="Avenir Next" w:cs="Avenir Next" w:eastAsia="Avenir Next"/>
           <w:b/>
           <w:color w:val="003A70"/>
+          <w:sz w:val="22"/>
+          <w:szCs w:val="19"/>
+        </w:rPr>
+        <w:t xml:space="preserve">Step 3</w:t>
+      </w:r>
+      <w:r>
+        <w:rPr>
+          <w:rFonts w:ascii="Avenir Next" w:hAnsi="Avenir Next" w:cs="Avenir Next" w:eastAsia="Avenir Next"/>
+          <w:color w:val="1A1A1A"/>
           <w:sz w:val="19"/>
           <w:szCs w:val="19"/>
         </w:rPr>
-        <w:t xml:space="preserve">Step 3</w:t>
-      </w:r>
-      <w:r>
-        <w:rPr>
-          <w:rFonts w:ascii="Avenir Next" w:hAnsi="Avenir Next" w:cs="Avenir Next" w:eastAsia="Avenir Next"/>
-          <w:color w:val="1A1A1A"/>
-          <w:sz w:val="19"/>
-          <w:szCs w:val="19"/>
-        </w:rPr>
         <w:tab/>
       </w:r>
       <w:r>
         <w:rPr>
           <w:rFonts w:ascii="Avenir Next" w:hAnsi="Avenir Next" w:cs="Avenir Next" w:eastAsia="Avenir Next"/>
           <w:color w:val="1A1A1A"/>
-          <w:sz w:val="21"/>
+          <w:sz w:val="22"/>
           <w:szCs w:val="21"/>
         </w:rPr>
         <w:t xml:space="preserve">4 hours = 240 minutes.</w:t>
@@ -689,18 +697,18 @@
           <w:rFonts w:ascii="Avenir Next" w:hAnsi="Avenir Next" w:cs="Avenir Next" w:eastAsia="Avenir Next"/>
           <w:b/>
           <w:color w:val="1A1A1A"/>
+          <w:sz w:val="22"/>
+          <w:szCs w:val="21"/>
+        </w:rPr>
+        <w:t xml:space="preserve">Answer</w:t>
+      </w:r>
+      <w:r>
+        <w:rPr>
+          <w:rFonts w:ascii="Avenir Next" w:hAnsi="Avenir Next" w:cs="Avenir Next" w:eastAsia="Avenir Next"/>
+          <w:color w:val="1A1A1A"/>
           <w:sz w:val="21"/>
           <w:szCs w:val="21"/>
         </w:rPr>
-        <w:t xml:space="preserve">Answer</w:t>
-      </w:r>
-      <w:r>
-        <w:rPr>
-          <w:rFonts w:ascii="Avenir Next" w:hAnsi="Avenir Next" w:cs="Avenir Next" w:eastAsia="Avenir Next"/>
-          <w:color w:val="1A1A1A"/>
-          <w:sz w:val="21"/>
-          <w:szCs w:val="21"/>
-        </w:rPr>
         <w:tab/>
       </w:r>
       <w:r>
@@ -708,7 +716,7 @@
           <w:rFonts w:ascii="Avenir Next" w:hAnsi="Avenir Next" w:cs="Avenir Next" w:eastAsia="Avenir Next"/>
           <w:b/>
           <w:color w:val="1A1A1A"/>
-          <w:sz w:val="21"/>
+          <w:sz w:val="22"/>
           <w:szCs w:val="21"/>
         </w:rPr>
         <w:t xml:space="preserve">240 minutes</w:t>
@@ -716,6 +724,7 @@
     </w:p>
     <w:p>
       <w:pPr>
+        <w:pStyle w:val="Heading2"/>
         <w:keepNext/>
         <w:pBdr>
           <w:bottom w:val="single" w:sz="8" w:space="3" w:color="003A70"/>
@@ -731,7 +740,7 @@
           <w:b/>
           <w:color w:val="003A70"/>
           <w:spacing w:val="14"/>
-          <w:sz w:val="19"/>
+          <w:sz w:val="22"/>
           <w:szCs w:val="19"/>
         </w:rPr>
         <w:t xml:space="preserve">TRY IT WITH HELP</w:t>
@@ -750,7 +759,7 @@
           <w:rFonts w:ascii="Avenir Next" w:hAnsi="Avenir Next" w:cs="Avenir Next" w:eastAsia="Avenir Next"/>
           <w:i/>
           <w:color w:val="5A5F66"/>
-          <w:sz w:val="17"/>
+          <w:sz w:val="22"/>
           <w:szCs w:val="17"/>
         </w:rPr>
         <w:t xml:space="preserve">fill in each step</w:t>
@@ -808,35 +817,35 @@
           <w:rFonts w:ascii="Avenir Next" w:hAnsi="Avenir Next" w:cs="Avenir Next" w:eastAsia="Avenir Next"/>
           <w:b/>
           <w:color w:val="003A70"/>
+          <w:sz w:val="22"/>
+          <w:szCs w:val="18"/>
+        </w:rPr>
+        <w:t xml:space="preserve">Step 1</w:t>
+      </w:r>
+      <w:r>
+        <w:rPr>
+          <w:rFonts w:ascii="Avenir Next" w:hAnsi="Avenir Next" w:cs="Avenir Next" w:eastAsia="Avenir Next"/>
+          <w:color w:val="1A1A1A"/>
           <w:sz w:val="18"/>
           <w:szCs w:val="18"/>
         </w:rPr>
-        <w:t xml:space="preserve">Step 1</w:t>
-      </w:r>
-      <w:r>
-        <w:rPr>
-          <w:rFonts w:ascii="Avenir Next" w:hAnsi="Avenir Next" w:cs="Avenir Next" w:eastAsia="Avenir Next"/>
-          <w:color w:val="1A1A1A"/>
-          <w:sz w:val="18"/>
-          <w:szCs w:val="18"/>
-        </w:rPr>
         <w:tab/>
       </w:r>
       <w:r>
         <w:rPr>
           <w:rFonts w:ascii="Avenir Next" w:hAnsi="Avenir Next" w:cs="Avenir Next" w:eastAsia="Avenir Next"/>
           <w:color w:val="1A1A1A"/>
+          <w:sz w:val="22"/>
+          <w:szCs w:val="21"/>
+        </w:rPr>
+        <w:t xml:space="preserve">The fact: 1 day = </w:t>
+      </w:r>
+      <w:r>
+        <w:rPr>
+          <w:rFonts w:ascii="Avenir Next" w:hAnsi="Avenir Next" w:cs="Avenir Next" w:eastAsia="Avenir Next"/>
+          <w:color w:val="1A1A1A"/>
           <w:sz w:val="21"/>
           <w:szCs w:val="21"/>
-        </w:rPr>
-        <w:t xml:space="preserve">The fact: 1 day = </w:t>
-      </w:r>
-      <w:r>
-        <w:rPr>
-          <w:rFonts w:ascii="Avenir Next" w:hAnsi="Avenir Next" w:cs="Avenir Next" w:eastAsia="Avenir Next"/>
-          <w:color w:val="1A1A1A"/>
-          <w:sz w:val="21"/>
-          <w:szCs w:val="21"/>
           <w:u w:val="single"/>
         </w:rPr>
         <w:t xml:space="preserve">                </w:t>
@@ -845,7 +854,7 @@
         <w:rPr>
           <w:rFonts w:ascii="Avenir Next" w:hAnsi="Avenir Next" w:cs="Avenir Next" w:eastAsia="Avenir Next"/>
           <w:color w:val="1A1A1A"/>
-          <w:sz w:val="21"/>
+          <w:sz w:val="22"/>
           <w:szCs w:val="21"/>
         </w:rPr>
         <w:t xml:space="preserve"> hours.</w:t>
@@ -865,35 +874,35 @@
           <w:rFonts w:ascii="Avenir Next" w:hAnsi="Avenir Next" w:cs="Avenir Next" w:eastAsia="Avenir Next"/>
           <w:b/>
           <w:color w:val="003A70"/>
+          <w:sz w:val="22"/>
+          <w:szCs w:val="18"/>
+        </w:rPr>
+        <w:t xml:space="preserve">Step 2</w:t>
+      </w:r>
+      <w:r>
+        <w:rPr>
+          <w:rFonts w:ascii="Avenir Next" w:hAnsi="Avenir Next" w:cs="Avenir Next" w:eastAsia="Avenir Next"/>
+          <w:color w:val="1A1A1A"/>
           <w:sz w:val="18"/>
           <w:szCs w:val="18"/>
         </w:rPr>
-        <w:t xml:space="preserve">Step 2</w:t>
-      </w:r>
-      <w:r>
-        <w:rPr>
-          <w:rFonts w:ascii="Avenir Next" w:hAnsi="Avenir Next" w:cs="Avenir Next" w:eastAsia="Avenir Next"/>
-          <w:color w:val="1A1A1A"/>
-          <w:sz w:val="18"/>
-          <w:szCs w:val="18"/>
-        </w:rPr>
         <w:tab/>
       </w:r>
       <w:r>
         <w:rPr>
           <w:rFonts w:ascii="Avenir Next" w:hAnsi="Avenir Next" w:cs="Avenir Next" w:eastAsia="Avenir Next"/>
           <w:color w:val="1A1A1A"/>
+          <w:sz w:val="22"/>
+          <w:szCs w:val="21"/>
+        </w:rPr>
+        <w:t xml:space="preserve">Multiply: 3 × 24 = </w:t>
+      </w:r>
+      <w:r>
+        <w:rPr>
+          <w:rFonts w:ascii="Avenir Next" w:hAnsi="Avenir Next" w:cs="Avenir Next" w:eastAsia="Avenir Next"/>
+          <w:color w:val="1A1A1A"/>
           <w:sz w:val="21"/>
           <w:szCs w:val="21"/>
-        </w:rPr>
-        <w:t xml:space="preserve">Multiply: 3 × 24 = </w:t>
-      </w:r>
-      <w:r>
-        <w:rPr>
-          <w:rFonts w:ascii="Avenir Next" w:hAnsi="Avenir Next" w:cs="Avenir Next" w:eastAsia="Avenir Next"/>
-          <w:color w:val="1A1A1A"/>
-          <w:sz w:val="21"/>
-          <w:szCs w:val="21"/>
           <w:u w:val="single"/>
         </w:rPr>
         <w:t xml:space="preserve">                </w:t>
@@ -902,7 +911,7 @@
         <w:rPr>
           <w:rFonts w:ascii="Avenir Next" w:hAnsi="Avenir Next" w:cs="Avenir Next" w:eastAsia="Avenir Next"/>
           <w:color w:val="1A1A1A"/>
-          <w:sz w:val="21"/>
+          <w:sz w:val="22"/>
           <w:szCs w:val="21"/>
         </w:rPr>
         <w:t xml:space="preserve">.</w:t>
@@ -922,35 +931,35 @@
           <w:rFonts w:ascii="Avenir Next" w:hAnsi="Avenir Next" w:cs="Avenir Next" w:eastAsia="Avenir Next"/>
           <w:b/>
           <w:color w:val="003A70"/>
+          <w:sz w:val="22"/>
+          <w:szCs w:val="18"/>
+        </w:rPr>
+        <w:t xml:space="preserve">Step 3</w:t>
+      </w:r>
+      <w:r>
+        <w:rPr>
+          <w:rFonts w:ascii="Avenir Next" w:hAnsi="Avenir Next" w:cs="Avenir Next" w:eastAsia="Avenir Next"/>
+          <w:color w:val="1A1A1A"/>
           <w:sz w:val="18"/>
           <w:szCs w:val="18"/>
         </w:rPr>
-        <w:t xml:space="preserve">Step 3</w:t>
-      </w:r>
-      <w:r>
-        <w:rPr>
-          <w:rFonts w:ascii="Avenir Next" w:hAnsi="Avenir Next" w:cs="Avenir Next" w:eastAsia="Avenir Next"/>
-          <w:color w:val="1A1A1A"/>
-          <w:sz w:val="18"/>
-          <w:szCs w:val="18"/>
-        </w:rPr>
         <w:tab/>
       </w:r>
       <w:r>
         <w:rPr>
           <w:rFonts w:ascii="Avenir Next" w:hAnsi="Avenir Next" w:cs="Avenir Next" w:eastAsia="Avenir Next"/>
           <w:color w:val="1A1A1A"/>
+          <w:sz w:val="22"/>
+          <w:szCs w:val="21"/>
+        </w:rPr>
+        <w:t xml:space="preserve">3 days = </w:t>
+      </w:r>
+      <w:r>
+        <w:rPr>
+          <w:rFonts w:ascii="Avenir Next" w:hAnsi="Avenir Next" w:cs="Avenir Next" w:eastAsia="Avenir Next"/>
+          <w:color w:val="1A1A1A"/>
           <w:sz w:val="21"/>
           <w:szCs w:val="21"/>
-        </w:rPr>
-        <w:t xml:space="preserve">3 days = </w:t>
-      </w:r>
-      <w:r>
-        <w:rPr>
-          <w:rFonts w:ascii="Avenir Next" w:hAnsi="Avenir Next" w:cs="Avenir Next" w:eastAsia="Avenir Next"/>
-          <w:color w:val="1A1A1A"/>
-          <w:sz w:val="21"/>
-          <w:szCs w:val="21"/>
           <w:u w:val="single"/>
         </w:rPr>
         <w:t xml:space="preserve">                </w:t>
@@ -959,7 +968,7 @@
         <w:rPr>
           <w:rFonts w:ascii="Avenir Next" w:hAnsi="Avenir Next" w:cs="Avenir Next" w:eastAsia="Avenir Next"/>
           <w:color w:val="1A1A1A"/>
-          <w:sz w:val="21"/>
+          <w:sz w:val="22"/>
           <w:szCs w:val="21"/>
         </w:rPr>
         <w:t xml:space="preserve"> hours.</w:t>
@@ -1022,35 +1031,35 @@
           <w:rFonts w:ascii="Avenir Next" w:hAnsi="Avenir Next" w:cs="Avenir Next" w:eastAsia="Avenir Next"/>
           <w:b/>
           <w:color w:val="003A70"/>
+          <w:sz w:val="22"/>
+          <w:szCs w:val="18"/>
+        </w:rPr>
+        <w:t xml:space="preserve">Step 1</w:t>
+      </w:r>
+      <w:r>
+        <w:rPr>
+          <w:rFonts w:ascii="Avenir Next" w:hAnsi="Avenir Next" w:cs="Avenir Next" w:eastAsia="Avenir Next"/>
+          <w:color w:val="1A1A1A"/>
           <w:sz w:val="18"/>
           <w:szCs w:val="18"/>
         </w:rPr>
-        <w:t xml:space="preserve">Step 1</w:t>
-      </w:r>
-      <w:r>
-        <w:rPr>
-          <w:rFonts w:ascii="Avenir Next" w:hAnsi="Avenir Next" w:cs="Avenir Next" w:eastAsia="Avenir Next"/>
-          <w:color w:val="1A1A1A"/>
-          <w:sz w:val="18"/>
-          <w:szCs w:val="18"/>
-        </w:rPr>
         <w:tab/>
       </w:r>
       <w:r>
         <w:rPr>
           <w:rFonts w:ascii="Avenir Next" w:hAnsi="Avenir Next" w:cs="Avenir Next" w:eastAsia="Avenir Next"/>
           <w:color w:val="1A1A1A"/>
+          <w:sz w:val="22"/>
+          <w:szCs w:val="21"/>
+        </w:rPr>
+        <w:t xml:space="preserve">The fact: 1 foot = </w:t>
+      </w:r>
+      <w:r>
+        <w:rPr>
+          <w:rFonts w:ascii="Avenir Next" w:hAnsi="Avenir Next" w:cs="Avenir Next" w:eastAsia="Avenir Next"/>
+          <w:color w:val="1A1A1A"/>
           <w:sz w:val="21"/>
           <w:szCs w:val="21"/>
-        </w:rPr>
-        <w:t xml:space="preserve">The fact: 1 foot = </w:t>
-      </w:r>
-      <w:r>
-        <w:rPr>
-          <w:rFonts w:ascii="Avenir Next" w:hAnsi="Avenir Next" w:cs="Avenir Next" w:eastAsia="Avenir Next"/>
-          <w:color w:val="1A1A1A"/>
-          <w:sz w:val="21"/>
-          <w:szCs w:val="21"/>
           <w:u w:val="single"/>
         </w:rPr>
         <w:t xml:space="preserve">                </w:t>
@@ -1059,7 +1068,7 @@
         <w:rPr>
           <w:rFonts w:ascii="Avenir Next" w:hAnsi="Avenir Next" w:cs="Avenir Next" w:eastAsia="Avenir Next"/>
           <w:color w:val="1A1A1A"/>
-          <w:sz w:val="21"/>
+          <w:sz w:val="22"/>
           <w:szCs w:val="21"/>
         </w:rPr>
         <w:t xml:space="preserve"> inches.</w:t>
@@ -1079,35 +1088,35 @@
           <w:rFonts w:ascii="Avenir Next" w:hAnsi="Avenir Next" w:cs="Avenir Next" w:eastAsia="Avenir Next"/>
           <w:b/>
           <w:color w:val="003A70"/>
+          <w:sz w:val="22"/>
+          <w:szCs w:val="18"/>
+        </w:rPr>
+        <w:t xml:space="preserve">Step 2</w:t>
+      </w:r>
+      <w:r>
+        <w:rPr>
+          <w:rFonts w:ascii="Avenir Next" w:hAnsi="Avenir Next" w:cs="Avenir Next" w:eastAsia="Avenir Next"/>
+          <w:color w:val="1A1A1A"/>
           <w:sz w:val="18"/>
           <w:szCs w:val="18"/>
         </w:rPr>
-        <w:t xml:space="preserve">Step 2</w:t>
-      </w:r>
-      <w:r>
-        <w:rPr>
-          <w:rFonts w:ascii="Avenir Next" w:hAnsi="Avenir Next" w:cs="Avenir Next" w:eastAsia="Avenir Next"/>
-          <w:color w:val="1A1A1A"/>
-          <w:sz w:val="18"/>
-          <w:szCs w:val="18"/>
-        </w:rPr>
         <w:tab/>
       </w:r>
       <w:r>
         <w:rPr>
           <w:rFonts w:ascii="Avenir Next" w:hAnsi="Avenir Next" w:cs="Avenir Next" w:eastAsia="Avenir Next"/>
           <w:color w:val="1A1A1A"/>
+          <w:sz w:val="22"/>
+          <w:szCs w:val="21"/>
+        </w:rPr>
+        <w:t xml:space="preserve">Multiply: 2 × 12 = </w:t>
+      </w:r>
+      <w:r>
+        <w:rPr>
+          <w:rFonts w:ascii="Avenir Next" w:hAnsi="Avenir Next" w:cs="Avenir Next" w:eastAsia="Avenir Next"/>
+          <w:color w:val="1A1A1A"/>
           <w:sz w:val="21"/>
           <w:szCs w:val="21"/>
-        </w:rPr>
-        <w:t xml:space="preserve">Multiply: 2 × 12 = </w:t>
-      </w:r>
-      <w:r>
-        <w:rPr>
-          <w:rFonts w:ascii="Avenir Next" w:hAnsi="Avenir Next" w:cs="Avenir Next" w:eastAsia="Avenir Next"/>
-          <w:color w:val="1A1A1A"/>
-          <w:sz w:val="21"/>
-          <w:szCs w:val="21"/>
           <w:u w:val="single"/>
         </w:rPr>
         <w:t xml:space="preserve">                </w:t>
@@ -1116,7 +1125,7 @@
         <w:rPr>
           <w:rFonts w:ascii="Avenir Next" w:hAnsi="Avenir Next" w:cs="Avenir Next" w:eastAsia="Avenir Next"/>
           <w:color w:val="1A1A1A"/>
-          <w:sz w:val="21"/>
+          <w:sz w:val="22"/>
           <w:szCs w:val="21"/>
         </w:rPr>
         <w:t xml:space="preserve">.</w:t>
@@ -1136,35 +1145,35 @@
           <w:rFonts w:ascii="Avenir Next" w:hAnsi="Avenir Next" w:cs="Avenir Next" w:eastAsia="Avenir Next"/>
           <w:b/>
           <w:color w:val="003A70"/>
+          <w:sz w:val="22"/>
+          <w:szCs w:val="18"/>
+        </w:rPr>
+        <w:t xml:space="preserve">Step 3</w:t>
+      </w:r>
+      <w:r>
+        <w:rPr>
+          <w:rFonts w:ascii="Avenir Next" w:hAnsi="Avenir Next" w:cs="Avenir Next" w:eastAsia="Avenir Next"/>
+          <w:color w:val="1A1A1A"/>
           <w:sz w:val="18"/>
           <w:szCs w:val="18"/>
         </w:rPr>
-        <w:t xml:space="preserve">Step 3</w:t>
-      </w:r>
-      <w:r>
-        <w:rPr>
-          <w:rFonts w:ascii="Avenir Next" w:hAnsi="Avenir Next" w:cs="Avenir Next" w:eastAsia="Avenir Next"/>
-          <w:color w:val="1A1A1A"/>
-          <w:sz w:val="18"/>
-          <w:szCs w:val="18"/>
-        </w:rPr>
         <w:tab/>
       </w:r>
       <w:r>
         <w:rPr>
           <w:rFonts w:ascii="Avenir Next" w:hAnsi="Avenir Next" w:cs="Avenir Next" w:eastAsia="Avenir Next"/>
           <w:color w:val="1A1A1A"/>
+          <w:sz w:val="22"/>
+          <w:szCs w:val="21"/>
+        </w:rPr>
+        <w:t xml:space="preserve">2 feet = </w:t>
+      </w:r>
+      <w:r>
+        <w:rPr>
+          <w:rFonts w:ascii="Avenir Next" w:hAnsi="Avenir Next" w:cs="Avenir Next" w:eastAsia="Avenir Next"/>
+          <w:color w:val="1A1A1A"/>
           <w:sz w:val="21"/>
           <w:szCs w:val="21"/>
-        </w:rPr>
-        <w:t xml:space="preserve">2 feet = </w:t>
-      </w:r>
-      <w:r>
-        <w:rPr>
-          <w:rFonts w:ascii="Avenir Next" w:hAnsi="Avenir Next" w:cs="Avenir Next" w:eastAsia="Avenir Next"/>
-          <w:color w:val="1A1A1A"/>
-          <w:sz w:val="21"/>
-          <w:szCs w:val="21"/>
           <w:u w:val="single"/>
         </w:rPr>
         <w:t xml:space="preserve">                </w:t>
@@ -1173,7 +1182,7 @@
         <w:rPr>
           <w:rFonts w:ascii="Avenir Next" w:hAnsi="Avenir Next" w:cs="Avenir Next" w:eastAsia="Avenir Next"/>
           <w:color w:val="1A1A1A"/>
-          <w:sz w:val="21"/>
+          <w:sz w:val="22"/>
           <w:szCs w:val="21"/>
         </w:rPr>
         <w:t xml:space="preserve"> inches.</w:t>
@@ -1186,6 +1195,7 @@
     </w:p>
     <w:p>
       <w:pPr>
+        <w:pStyle w:val="Heading2"/>
         <w:keepNext/>
         <w:pBdr>
           <w:bottom w:val="single" w:sz="8" w:space="3" w:color="003A70"/>
@@ -1201,7 +1211,7 @@
           <w:b/>
           <w:color w:val="003A70"/>
           <w:spacing w:val="14"/>
-          <w:sz w:val="19"/>
+          <w:sz w:val="22"/>
           <w:szCs w:val="19"/>
         </w:rPr>
         <w:t xml:space="preserve">YOUR TURN</w:t>
@@ -1220,7 +1230,7 @@
           <w:rFonts w:ascii="Avenir Next" w:hAnsi="Avenir Next" w:cs="Avenir Next" w:eastAsia="Avenir Next"/>
           <w:i/>
           <w:color w:val="5A5F66"/>
-          <w:sz w:val="17"/>
+          <w:sz w:val="22"/>
           <w:szCs w:val="17"/>
         </w:rPr>
         <w:t xml:space="preserve">use the steps on your own</w:t>
@@ -1785,7 +1795,7 @@
       <w:pPr>
         <w:pageBreakBefore/>
         <w:keepNext/>
-        <w:spacing w:before="0" w:after="12" w:line="264" w:lineRule="auto"/>
+        <w:spacing w:before="0" w:after="12" w:line="252" w:lineRule="auto"/>
       </w:pPr>
       <w:r>
         <w:rPr>
@@ -1794,7 +1804,7 @@
           <w:caps/>
           <w:color w:val="003A70"/>
           <w:spacing w:val="12"/>
-          <w:sz w:val="19"/>
+          <w:sz w:val="22"/>
           <w:szCs w:val="19"/>
         </w:rPr>
         <w:t xml:space="preserve">Lesson 2-1  ·  Session 1  ·  Prerequisite Practice A  ·  Skill 2 of 2</w:t>
@@ -1802,6 +1812,7 @@
     </w:p>
     <w:p>
       <w:pPr>
+        <w:pStyle w:val="Heading1"/>
         <w:keepNext/>
         <w:spacing w:before="0" w:after="10" w:line="240" w:lineRule="auto"/>
       </w:pPr>
@@ -1821,13 +1832,13 @@
         <w:pBdr>
           <w:bottom w:val="single" w:sz="4" w:space="5" w:color="C9CDD2"/>
         </w:pBdr>
-        <w:spacing w:before="0" w:after="60" w:line="264" w:lineRule="auto"/>
+        <w:spacing w:before="0" w:after="60" w:line="252" w:lineRule="auto"/>
       </w:pPr>
       <w:r>
         <w:rPr>
           <w:rFonts w:ascii="Avenir Next" w:hAnsi="Avenir Next" w:cs="Avenir Next" w:eastAsia="Avenir Next"/>
           <w:color w:val="5A5F66"/>
-          <w:sz w:val="17"/>
+          <w:sz w:val="22"/>
           <w:szCs w:val="17"/>
         </w:rPr>
         <w:t xml:space="preserve">Builds on Grade 4 · 4.NBT.A.2</w:t>
@@ -1870,7 +1881,8 @@
           </w:tcPr>
           <w:p>
             <w:pPr>
-              <w:spacing w:before="0" w:after="0" w:line="252" w:lineRule="auto"/>
+              <w:pStyle w:val="Heading2"/>
+              <w:spacing w:before="0" w:after="0" w:line="246" w:lineRule="auto"/>
             </w:pPr>
             <w:r>
               <w:rPr>
@@ -1893,13 +1905,13 @@
           </w:tcPr>
           <w:p>
             <w:pPr>
-              <w:spacing w:before="0" w:after="0" w:line="264" w:lineRule="auto"/>
+              <w:spacing w:before="0" w:after="0" w:line="252" w:lineRule="auto"/>
             </w:pPr>
             <w:r>
               <w:rPr>
                 <w:rFonts w:ascii="Avenir Next" w:hAnsi="Avenir Next" w:cs="Avenir Next" w:eastAsia="Avenir Next"/>
                 <w:color w:val="1A1A1A"/>
-                <w:sz w:val="20"/>
+                <w:sz w:val="22"/>
                 <w:szCs w:val="20"/>
               </w:rPr>
               <w:t xml:space="preserve">Six students read 15, 40, 0, 35, 20, and 10 minutes. You will find the least answer.</w:t>
@@ -1919,7 +1931,8 @@
           </w:tcPr>
           <w:p>
             <w:pPr>
-              <w:spacing w:before="0" w:after="0" w:line="252" w:lineRule="auto"/>
+              <w:pStyle w:val="Heading2"/>
+              <w:spacing w:before="0" w:after="0" w:line="246" w:lineRule="auto"/>
             </w:pPr>
             <w:r>
               <w:rPr>
@@ -1942,13 +1955,13 @@
           </w:tcPr>
           <w:p>
             <w:pPr>
-              <w:spacing w:before="0" w:after="0" w:line="264" w:lineRule="auto"/>
+              <w:spacing w:before="0" w:after="0" w:line="252" w:lineRule="auto"/>
             </w:pPr>
             <w:r>
               <w:rPr>
                 <w:rFonts w:ascii="Avenir Next" w:hAnsi="Avenir Next" w:cs="Avenir Next" w:eastAsia="Avenir Next"/>
                 <w:color w:val="1A1A1A"/>
-                <w:sz w:val="20"/>
+                <w:sz w:val="22"/>
                 <w:szCs w:val="20"/>
               </w:rPr>
               <w:t xml:space="preserve">Find the least and the greatest value in a list that is not in order.  </w:t>
@@ -1958,7 +1971,7 @@
                 <w:rFonts w:ascii="Avenir Next" w:hAnsi="Avenir Next" w:cs="Avenir Next" w:eastAsia="Avenir Next"/>
                 <w:b/>
                 <w:color w:val="1A1A1A"/>
-                <w:sz w:val="20"/>
+                <w:sz w:val="22"/>
                 <w:szCs w:val="20"/>
               </w:rPr>
               <w:t xml:space="preserve">You will use it in Practice Form A, problems 2 and 5.</w:t>
@@ -1969,6 +1982,7 @@
     </w:tbl>
     <w:p>
       <w:pPr>
+        <w:pStyle w:val="Heading2"/>
         <w:keepNext/>
         <w:pBdr>
           <w:bottom w:val="single" w:sz="8" w:space="3" w:color="003A70"/>
@@ -1984,7 +1998,7 @@
           <w:b/>
           <w:color w:val="003A70"/>
           <w:spacing w:val="14"/>
-          <w:sz w:val="19"/>
+          <w:sz w:val="22"/>
           <w:szCs w:val="19"/>
         </w:rPr>
         <w:t xml:space="preserve">STEPS TO FOLLOW</w:t>
@@ -2003,7 +2017,7 @@
           <w:rFonts w:ascii="Avenir Next" w:hAnsi="Avenir Next" w:cs="Avenir Next" w:eastAsia="Avenir Next"/>
           <w:i/>
           <w:color w:val="5A5F66"/>
-          <w:sz w:val="17"/>
+          <w:sz w:val="22"/>
           <w:szCs w:val="17"/>
         </w:rPr>
         <w:t xml:space="preserve">use these same steps on every problem</w:t>
@@ -2045,6 +2059,7 @@
           </w:tcPr>
           <w:p>
             <w:pPr>
+              <w:pStyle w:val="Heading1"/>
               <w:spacing w:before="0" w:after="0" w:line="240" w:lineRule="auto"/>
               <w:jc w:val="center"/>
             </w:pPr>
@@ -2067,13 +2082,13 @@
           </w:tcPr>
           <w:p>
             <w:pPr>
-              <w:spacing w:before="0" w:after="0" w:line="264" w:lineRule="auto"/>
+              <w:spacing w:before="0" w:after="0" w:line="252" w:lineRule="auto"/>
             </w:pPr>
             <w:r>
               <w:rPr>
                 <w:rFonts w:ascii="Avenir Next" w:hAnsi="Avenir Next" w:cs="Avenir Next" w:eastAsia="Avenir Next"/>
                 <w:color w:val="1A1A1A"/>
-                <w:sz w:val="21"/>
+                <w:sz w:val="22"/>
                 <w:szCs w:val="21"/>
               </w:rPr>
               <w:t xml:space="preserve">Look at </w:t>
@@ -2083,7 +2098,7 @@
                 <w:rFonts w:ascii="Avenir Next" w:hAnsi="Avenir Next" w:cs="Avenir Next" w:eastAsia="Avenir Next"/>
                 <w:b/>
                 <w:color w:val="1A1A1A"/>
-                <w:sz w:val="21"/>
+                <w:sz w:val="22"/>
                 <w:szCs w:val="21"/>
               </w:rPr>
               <w:t xml:space="preserve">every</w:t>
@@ -2092,7 +2107,7 @@
               <w:rPr>
                 <w:rFonts w:ascii="Avenir Next" w:hAnsi="Avenir Next" w:cs="Avenir Next" w:eastAsia="Avenir Next"/>
                 <w:color w:val="1A1A1A"/>
-                <w:sz w:val="21"/>
+                <w:sz w:val="22"/>
                 <w:szCs w:val="21"/>
               </w:rPr>
               <w:t xml:space="preserve"> value. The list is not in order.</w:t>
@@ -2111,6 +2126,7 @@
           </w:tcPr>
           <w:p>
             <w:pPr>
+              <w:pStyle w:val="Heading1"/>
               <w:spacing w:before="0" w:after="0" w:line="240" w:lineRule="auto"/>
               <w:jc w:val="center"/>
             </w:pPr>
@@ -2133,13 +2149,13 @@
           </w:tcPr>
           <w:p>
             <w:pPr>
-              <w:spacing w:before="0" w:after="0" w:line="264" w:lineRule="auto"/>
+              <w:spacing w:before="0" w:after="0" w:line="252" w:lineRule="auto"/>
             </w:pPr>
             <w:r>
               <w:rPr>
                 <w:rFonts w:ascii="Avenir Next" w:hAnsi="Avenir Next" w:cs="Avenir Next" w:eastAsia="Avenir Next"/>
                 <w:color w:val="1A1A1A"/>
-                <w:sz w:val="21"/>
+                <w:sz w:val="22"/>
                 <w:szCs w:val="21"/>
               </w:rPr>
               <w:t xml:space="preserve">Circle the </w:t>
@@ -2149,7 +2165,7 @@
                 <w:rFonts w:ascii="Avenir Next" w:hAnsi="Avenir Next" w:cs="Avenir Next" w:eastAsia="Avenir Next"/>
                 <w:b/>
                 <w:color w:val="1A1A1A"/>
-                <w:sz w:val="21"/>
+                <w:sz w:val="22"/>
                 <w:szCs w:val="21"/>
               </w:rPr>
               <w:t xml:space="preserve">smallest</w:t>
@@ -2158,7 +2174,7 @@
               <w:rPr>
                 <w:rFonts w:ascii="Avenir Next" w:hAnsi="Avenir Next" w:cs="Avenir Next" w:eastAsia="Avenir Next"/>
                 <w:color w:val="1A1A1A"/>
-                <w:sz w:val="21"/>
+                <w:sz w:val="22"/>
                 <w:szCs w:val="21"/>
               </w:rPr>
               <w:t xml:space="preserve"> value. That is the least.</w:t>
@@ -2177,6 +2193,7 @@
           </w:tcPr>
           <w:p>
             <w:pPr>
+              <w:pStyle w:val="Heading1"/>
               <w:spacing w:before="0" w:after="0" w:line="240" w:lineRule="auto"/>
               <w:jc w:val="center"/>
             </w:pPr>
@@ -2199,13 +2216,13 @@
           </w:tcPr>
           <w:p>
             <w:pPr>
-              <w:spacing w:before="0" w:after="0" w:line="264" w:lineRule="auto"/>
+              <w:spacing w:before="0" w:after="0" w:line="252" w:lineRule="auto"/>
             </w:pPr>
             <w:r>
               <w:rPr>
                 <w:rFonts w:ascii="Avenir Next" w:hAnsi="Avenir Next" w:cs="Avenir Next" w:eastAsia="Avenir Next"/>
                 <w:color w:val="1A1A1A"/>
-                <w:sz w:val="21"/>
+                <w:sz w:val="22"/>
                 <w:szCs w:val="21"/>
               </w:rPr>
               <w:t xml:space="preserve">Box the </w:t>
@@ -2215,7 +2232,7 @@
                 <w:rFonts w:ascii="Avenir Next" w:hAnsi="Avenir Next" w:cs="Avenir Next" w:eastAsia="Avenir Next"/>
                 <w:b/>
                 <w:color w:val="1A1A1A"/>
-                <w:sz w:val="21"/>
+                <w:sz w:val="22"/>
                 <w:szCs w:val="21"/>
               </w:rPr>
               <w:t xml:space="preserve">largest</w:t>
@@ -2224,7 +2241,7 @@
               <w:rPr>
                 <w:rFonts w:ascii="Avenir Next" w:hAnsi="Avenir Next" w:cs="Avenir Next" w:eastAsia="Avenir Next"/>
                 <w:color w:val="1A1A1A"/>
-                <w:sz w:val="21"/>
+                <w:sz w:val="22"/>
                 <w:szCs w:val="21"/>
               </w:rPr>
               <w:t xml:space="preserve"> value. That is the greatest.</w:t>
@@ -2235,6 +2252,7 @@
     </w:tbl>
     <w:p>
       <w:pPr>
+        <w:pStyle w:val="Heading2"/>
         <w:keepNext/>
         <w:pBdr>
           <w:bottom w:val="single" w:sz="8" w:space="3" w:color="003A70"/>
@@ -2250,7 +2268,7 @@
           <w:b/>
           <w:color w:val="003A70"/>
           <w:spacing w:val="14"/>
-          <w:sz w:val="19"/>
+          <w:sz w:val="22"/>
           <w:szCs w:val="19"/>
         </w:rPr>
         <w:t xml:space="preserve">WATCH ME</w:t>
@@ -2269,7 +2287,7 @@
           <w:rFonts w:ascii="Avenir Next" w:hAnsi="Avenir Next" w:cs="Avenir Next" w:eastAsia="Avenir Next"/>
           <w:i/>
           <w:color w:val="5A5F66"/>
-          <w:sz w:val="17"/>
+          <w:sz w:val="22"/>
           <w:szCs w:val="17"/>
         </w:rPr>
         <w:t xml:space="preserve">the steps in action</w:t>
@@ -2277,14 +2295,14 @@
     </w:p>
     <w:p>
       <w:pPr>
-        <w:spacing w:before="0" w:after="40" w:line="264" w:lineRule="auto"/>
+        <w:spacing w:before="0" w:after="40" w:line="252" w:lineRule="auto"/>
       </w:pPr>
       <w:r>
         <w:rPr>
           <w:rFonts w:ascii="Avenir Next" w:hAnsi="Avenir Next" w:cs="Avenir Next" w:eastAsia="Avenir Next"/>
           <w:b/>
           <w:color w:val="1A1A1A"/>
-          <w:sz w:val="21"/>
+          <w:sz w:val="22"/>
           <w:szCs w:val="21"/>
         </w:rPr>
         <w:t xml:space="preserve">Survey answers: 25, 8, 40, 12, 33. Find the least and the greatest.</w:t>
@@ -2295,7 +2313,7 @@
         <w:tabs>
           <w:tab w:val="left" w:pos="950"/>
         </w:tabs>
-        <w:spacing w:before="0" w:after="24" w:line="256" w:lineRule="auto"/>
+        <w:spacing w:before="0" w:after="24" w:line="248" w:lineRule="auto"/>
         <w:ind w:left="950" w:hanging="950"/>
       </w:pPr>
       <w:r>
@@ -2303,25 +2321,25 @@
           <w:rFonts w:ascii="Avenir Next" w:hAnsi="Avenir Next" w:cs="Avenir Next" w:eastAsia="Avenir Next"/>
           <w:b/>
           <w:color w:val="003A70"/>
+          <w:sz w:val="22"/>
+          <w:szCs w:val="19"/>
+        </w:rPr>
+        <w:t xml:space="preserve">Step 1</w:t>
+      </w:r>
+      <w:r>
+        <w:rPr>
+          <w:rFonts w:ascii="Avenir Next" w:hAnsi="Avenir Next" w:cs="Avenir Next" w:eastAsia="Avenir Next"/>
+          <w:color w:val="1A1A1A"/>
           <w:sz w:val="19"/>
           <w:szCs w:val="19"/>
         </w:rPr>
-        <w:t xml:space="preserve">Step 1</w:t>
-      </w:r>
-      <w:r>
-        <w:rPr>
-          <w:rFonts w:ascii="Avenir Next" w:hAnsi="Avenir Next" w:cs="Avenir Next" w:eastAsia="Avenir Next"/>
-          <w:color w:val="1A1A1A"/>
-          <w:sz w:val="19"/>
-          <w:szCs w:val="19"/>
-        </w:rPr>
         <w:tab/>
       </w:r>
       <w:r>
         <w:rPr>
           <w:rFonts w:ascii="Avenir Next" w:hAnsi="Avenir Next" w:cs="Avenir Next" w:eastAsia="Avenir Next"/>
           <w:color w:val="1A1A1A"/>
-          <w:sz w:val="21"/>
+          <w:sz w:val="22"/>
           <w:szCs w:val="21"/>
         </w:rPr>
         <w:t xml:space="preserve">Look at all 5 values: 25, 8, 40, 12, 33.</w:t>
@@ -2332,7 +2350,7 @@
         <w:tabs>
           <w:tab w:val="left" w:pos="950"/>
         </w:tabs>
-        <w:spacing w:before="0" w:after="24" w:line="256" w:lineRule="auto"/>
+        <w:spacing w:before="0" w:after="24" w:line="248" w:lineRule="auto"/>
         <w:ind w:left="950" w:hanging="950"/>
       </w:pPr>
       <w:r>
@@ -2340,25 +2358,25 @@
           <w:rFonts w:ascii="Avenir Next" w:hAnsi="Avenir Next" w:cs="Avenir Next" w:eastAsia="Avenir Next"/>
           <w:b/>
           <w:color w:val="003A70"/>
+          <w:sz w:val="22"/>
+          <w:szCs w:val="19"/>
+        </w:rPr>
+        <w:t xml:space="preserve">Step 2</w:t>
+      </w:r>
+      <w:r>
+        <w:rPr>
+          <w:rFonts w:ascii="Avenir Next" w:hAnsi="Avenir Next" w:cs="Avenir Next" w:eastAsia="Avenir Next"/>
+          <w:color w:val="1A1A1A"/>
           <w:sz w:val="19"/>
           <w:szCs w:val="19"/>
         </w:rPr>
-        <w:t xml:space="preserve">Step 2</w:t>
-      </w:r>
-      <w:r>
-        <w:rPr>
-          <w:rFonts w:ascii="Avenir Next" w:hAnsi="Avenir Next" w:cs="Avenir Next" w:eastAsia="Avenir Next"/>
-          <w:color w:val="1A1A1A"/>
-          <w:sz w:val="19"/>
-          <w:szCs w:val="19"/>
-        </w:rPr>
         <w:tab/>
       </w:r>
       <w:r>
         <w:rPr>
           <w:rFonts w:ascii="Avenir Next" w:hAnsi="Avenir Next" w:cs="Avenir Next" w:eastAsia="Avenir Next"/>
           <w:color w:val="1A1A1A"/>
-          <w:sz w:val="21"/>
+          <w:sz w:val="22"/>
           <w:szCs w:val="21"/>
         </w:rPr>
         <w:t xml:space="preserve">Circle 8. It is the smallest.</w:t>
@@ -2369,7 +2387,7 @@
         <w:tabs>
           <w:tab w:val="left" w:pos="950"/>
         </w:tabs>
-        <w:spacing w:before="0" w:after="24" w:line="256" w:lineRule="auto"/>
+        <w:spacing w:before="0" w:after="24" w:line="248" w:lineRule="auto"/>
         <w:ind w:left="950" w:hanging="950"/>
       </w:pPr>
       <w:r>
@@ -2377,25 +2395,25 @@
           <w:rFonts w:ascii="Avenir Next" w:hAnsi="Avenir Next" w:cs="Avenir Next" w:eastAsia="Avenir Next"/>
           <w:b/>
           <w:color w:val="003A70"/>
+          <w:sz w:val="22"/>
+          <w:szCs w:val="19"/>
+        </w:rPr>
+        <w:t xml:space="preserve">Step 3</w:t>
+      </w:r>
+      <w:r>
+        <w:rPr>
+          <w:rFonts w:ascii="Avenir Next" w:hAnsi="Avenir Next" w:cs="Avenir Next" w:eastAsia="Avenir Next"/>
+          <w:color w:val="1A1A1A"/>
           <w:sz w:val="19"/>
           <w:szCs w:val="19"/>
         </w:rPr>
-        <w:t xml:space="preserve">Step 3</w:t>
-      </w:r>
-      <w:r>
-        <w:rPr>
-          <w:rFonts w:ascii="Avenir Next" w:hAnsi="Avenir Next" w:cs="Avenir Next" w:eastAsia="Avenir Next"/>
-          <w:color w:val="1A1A1A"/>
-          <w:sz w:val="19"/>
-          <w:szCs w:val="19"/>
-        </w:rPr>
         <w:tab/>
       </w:r>
       <w:r>
         <w:rPr>
           <w:rFonts w:ascii="Avenir Next" w:hAnsi="Avenir Next" w:cs="Avenir Next" w:eastAsia="Avenir Next"/>
           <w:color w:val="1A1A1A"/>
-          <w:sz w:val="21"/>
+          <w:sz w:val="22"/>
           <w:szCs w:val="21"/>
         </w:rPr>
         <w:t xml:space="preserve">Box 40. It is the largest.</w:t>
@@ -2406,7 +2424,7 @@
         <w:tabs>
           <w:tab w:val="left" w:pos="950"/>
         </w:tabs>
-        <w:spacing w:before="20" w:after="0" w:line="256" w:lineRule="auto"/>
+        <w:spacing w:before="20" w:after="0" w:line="248" w:lineRule="auto"/>
         <w:ind w:left="950" w:hanging="950"/>
       </w:pPr>
       <w:r>
@@ -2414,18 +2432,18 @@
           <w:rFonts w:ascii="Avenir Next" w:hAnsi="Avenir Next" w:cs="Avenir Next" w:eastAsia="Avenir Next"/>
           <w:b/>
           <w:color w:val="1A1A1A"/>
+          <w:sz w:val="22"/>
+          <w:szCs w:val="21"/>
+        </w:rPr>
+        <w:t xml:space="preserve">Answer</w:t>
+      </w:r>
+      <w:r>
+        <w:rPr>
+          <w:rFonts w:ascii="Avenir Next" w:hAnsi="Avenir Next" w:cs="Avenir Next" w:eastAsia="Avenir Next"/>
+          <w:color w:val="1A1A1A"/>
           <w:sz w:val="21"/>
           <w:szCs w:val="21"/>
         </w:rPr>
-        <w:t xml:space="preserve">Answer</w:t>
-      </w:r>
-      <w:r>
-        <w:rPr>
-          <w:rFonts w:ascii="Avenir Next" w:hAnsi="Avenir Next" w:cs="Avenir Next" w:eastAsia="Avenir Next"/>
-          <w:color w:val="1A1A1A"/>
-          <w:sz w:val="21"/>
-          <w:szCs w:val="21"/>
-        </w:rPr>
         <w:tab/>
       </w:r>
       <w:r>
@@ -2433,7 +2451,7 @@
           <w:rFonts w:ascii="Avenir Next" w:hAnsi="Avenir Next" w:cs="Avenir Next" w:eastAsia="Avenir Next"/>
           <w:b/>
           <w:color w:val="1A1A1A"/>
-          <w:sz w:val="21"/>
+          <w:sz w:val="22"/>
           <w:szCs w:val="21"/>
         </w:rPr>
         <w:t xml:space="preserve">least 8, greatest 40</w:t>
@@ -2441,6 +2459,7 @@
     </w:p>
     <w:p>
       <w:pPr>
+        <w:pStyle w:val="Heading2"/>
         <w:keepNext/>
         <w:pBdr>
           <w:bottom w:val="single" w:sz="8" w:space="3" w:color="003A70"/>
@@ -2456,7 +2475,7 @@
           <w:b/>
           <w:color w:val="003A70"/>
           <w:spacing w:val="14"/>
-          <w:sz w:val="19"/>
+          <w:sz w:val="22"/>
           <w:szCs w:val="19"/>
         </w:rPr>
         <w:t xml:space="preserve">TRY IT WITH HELP</w:t>
@@ -2475,7 +2494,7 @@
           <w:rFonts w:ascii="Avenir Next" w:hAnsi="Avenir Next" w:cs="Avenir Next" w:eastAsia="Avenir Next"/>
           <w:i/>
           <w:color w:val="5A5F66"/>
-          <w:sz w:val="17"/>
+          <w:sz w:val="22"/>
           <w:szCs w:val="17"/>
         </w:rPr>
         <w:t xml:space="preserve">fill in each step</w:t>
@@ -2487,7 +2506,7 @@
         <w:tabs>
           <w:tab w:val="left" w:pos="432"/>
         </w:tabs>
-        <w:spacing w:before="90" w:after="40" w:line="268" w:lineRule="auto"/>
+        <w:spacing w:before="90" w:after="40" w:line="254" w:lineRule="auto"/>
         <w:ind w:left="432" w:hanging="432"/>
       </w:pPr>
       <w:r>
@@ -2525,7 +2544,7 @@
         <w:tabs>
           <w:tab w:val="left" w:pos="1300"/>
         </w:tabs>
-        <w:spacing w:before="0" w:after="24" w:line="272" w:lineRule="auto"/>
+        <w:spacing w:before="0" w:after="24" w:line="256" w:lineRule="auto"/>
         <w:ind w:left="1300" w:hanging="868"/>
       </w:pPr>
       <w:r>
@@ -2533,35 +2552,35 @@
           <w:rFonts w:ascii="Avenir Next" w:hAnsi="Avenir Next" w:cs="Avenir Next" w:eastAsia="Avenir Next"/>
           <w:b/>
           <w:color w:val="003A70"/>
+          <w:sz w:val="22"/>
+          <w:szCs w:val="18"/>
+        </w:rPr>
+        <w:t xml:space="preserve">Step 1</w:t>
+      </w:r>
+      <w:r>
+        <w:rPr>
+          <w:rFonts w:ascii="Avenir Next" w:hAnsi="Avenir Next" w:cs="Avenir Next" w:eastAsia="Avenir Next"/>
+          <w:color w:val="1A1A1A"/>
           <w:sz w:val="18"/>
           <w:szCs w:val="18"/>
         </w:rPr>
-        <w:t xml:space="preserve">Step 1</w:t>
-      </w:r>
-      <w:r>
-        <w:rPr>
-          <w:rFonts w:ascii="Avenir Next" w:hAnsi="Avenir Next" w:cs="Avenir Next" w:eastAsia="Avenir Next"/>
-          <w:color w:val="1A1A1A"/>
-          <w:sz w:val="18"/>
-          <w:szCs w:val="18"/>
-        </w:rPr>
         <w:tab/>
       </w:r>
       <w:r>
         <w:rPr>
           <w:rFonts w:ascii="Avenir Next" w:hAnsi="Avenir Next" w:cs="Avenir Next" w:eastAsia="Avenir Next"/>
           <w:color w:val="1A1A1A"/>
+          <w:sz w:val="22"/>
+          <w:szCs w:val="21"/>
+        </w:rPr>
+        <w:t xml:space="preserve">There are </w:t>
+      </w:r>
+      <w:r>
+        <w:rPr>
+          <w:rFonts w:ascii="Avenir Next" w:hAnsi="Avenir Next" w:cs="Avenir Next" w:eastAsia="Avenir Next"/>
+          <w:color w:val="1A1A1A"/>
           <w:sz w:val="21"/>
           <w:szCs w:val="21"/>
-        </w:rPr>
-        <w:t xml:space="preserve">There are </w:t>
-      </w:r>
-      <w:r>
-        <w:rPr>
-          <w:rFonts w:ascii="Avenir Next" w:hAnsi="Avenir Next" w:cs="Avenir Next" w:eastAsia="Avenir Next"/>
-          <w:color w:val="1A1A1A"/>
-          <w:sz w:val="21"/>
-          <w:szCs w:val="21"/>
           <w:u w:val="single"/>
         </w:rPr>
         <w:t xml:space="preserve">                </w:t>
@@ -2570,7 +2589,7 @@
         <w:rPr>
           <w:rFonts w:ascii="Avenir Next" w:hAnsi="Avenir Next" w:cs="Avenir Next" w:eastAsia="Avenir Next"/>
           <w:color w:val="1A1A1A"/>
-          <w:sz w:val="21"/>
+          <w:sz w:val="22"/>
           <w:szCs w:val="21"/>
         </w:rPr>
         <w:t xml:space="preserve"> values to check.</w:t>
@@ -2582,7 +2601,7 @@
         <w:tabs>
           <w:tab w:val="left" w:pos="1300"/>
         </w:tabs>
-        <w:spacing w:before="0" w:after="24" w:line="272" w:lineRule="auto"/>
+        <w:spacing w:before="0" w:after="24" w:line="256" w:lineRule="auto"/>
         <w:ind w:left="1300" w:hanging="868"/>
       </w:pPr>
       <w:r>
@@ -2590,35 +2609,35 @@
           <w:rFonts w:ascii="Avenir Next" w:hAnsi="Avenir Next" w:cs="Avenir Next" w:eastAsia="Avenir Next"/>
           <w:b/>
           <w:color w:val="003A70"/>
+          <w:sz w:val="22"/>
+          <w:szCs w:val="18"/>
+        </w:rPr>
+        <w:t xml:space="preserve">Step 2</w:t>
+      </w:r>
+      <w:r>
+        <w:rPr>
+          <w:rFonts w:ascii="Avenir Next" w:hAnsi="Avenir Next" w:cs="Avenir Next" w:eastAsia="Avenir Next"/>
+          <w:color w:val="1A1A1A"/>
           <w:sz w:val="18"/>
           <w:szCs w:val="18"/>
         </w:rPr>
-        <w:t xml:space="preserve">Step 2</w:t>
-      </w:r>
-      <w:r>
-        <w:rPr>
-          <w:rFonts w:ascii="Avenir Next" w:hAnsi="Avenir Next" w:cs="Avenir Next" w:eastAsia="Avenir Next"/>
-          <w:color w:val="1A1A1A"/>
-          <w:sz w:val="18"/>
-          <w:szCs w:val="18"/>
-        </w:rPr>
         <w:tab/>
       </w:r>
       <w:r>
         <w:rPr>
           <w:rFonts w:ascii="Avenir Next" w:hAnsi="Avenir Next" w:cs="Avenir Next" w:eastAsia="Avenir Next"/>
           <w:color w:val="1A1A1A"/>
+          <w:sz w:val="22"/>
+          <w:szCs w:val="21"/>
+        </w:rPr>
+        <w:t xml:space="preserve">The smallest is </w:t>
+      </w:r>
+      <w:r>
+        <w:rPr>
+          <w:rFonts w:ascii="Avenir Next" w:hAnsi="Avenir Next" w:cs="Avenir Next" w:eastAsia="Avenir Next"/>
+          <w:color w:val="1A1A1A"/>
           <w:sz w:val="21"/>
           <w:szCs w:val="21"/>
-        </w:rPr>
-        <w:t xml:space="preserve">The smallest is </w:t>
-      </w:r>
-      <w:r>
-        <w:rPr>
-          <w:rFonts w:ascii="Avenir Next" w:hAnsi="Avenir Next" w:cs="Avenir Next" w:eastAsia="Avenir Next"/>
-          <w:color w:val="1A1A1A"/>
-          <w:sz w:val="21"/>
-          <w:szCs w:val="21"/>
           <w:u w:val="single"/>
         </w:rPr>
         <w:t xml:space="preserve">                </w:t>
@@ -2627,7 +2646,7 @@
         <w:rPr>
           <w:rFonts w:ascii="Avenir Next" w:hAnsi="Avenir Next" w:cs="Avenir Next" w:eastAsia="Avenir Next"/>
           <w:color w:val="1A1A1A"/>
-          <w:sz w:val="21"/>
+          <w:sz w:val="22"/>
           <w:szCs w:val="21"/>
         </w:rPr>
         <w:t xml:space="preserve">.</w:t>
@@ -2639,7 +2658,7 @@
         <w:tabs>
           <w:tab w:val="left" w:pos="1300"/>
         </w:tabs>
-        <w:spacing w:before="0" w:after="24" w:line="272" w:lineRule="auto"/>
+        <w:spacing w:before="0" w:after="24" w:line="256" w:lineRule="auto"/>
         <w:ind w:left="1300" w:hanging="868"/>
       </w:pPr>
       <w:r>
@@ -2647,35 +2666,35 @@
           <w:rFonts w:ascii="Avenir Next" w:hAnsi="Avenir Next" w:cs="Avenir Next" w:eastAsia="Avenir Next"/>
           <w:b/>
           <w:color w:val="003A70"/>
+          <w:sz w:val="22"/>
+          <w:szCs w:val="18"/>
+        </w:rPr>
+        <w:t xml:space="preserve">Step 3</w:t>
+      </w:r>
+      <w:r>
+        <w:rPr>
+          <w:rFonts w:ascii="Avenir Next" w:hAnsi="Avenir Next" w:cs="Avenir Next" w:eastAsia="Avenir Next"/>
+          <w:color w:val="1A1A1A"/>
           <w:sz w:val="18"/>
           <w:szCs w:val="18"/>
         </w:rPr>
-        <w:t xml:space="preserve">Step 3</w:t>
-      </w:r>
-      <w:r>
-        <w:rPr>
-          <w:rFonts w:ascii="Avenir Next" w:hAnsi="Avenir Next" w:cs="Avenir Next" w:eastAsia="Avenir Next"/>
-          <w:color w:val="1A1A1A"/>
-          <w:sz w:val="18"/>
-          <w:szCs w:val="18"/>
-        </w:rPr>
         <w:tab/>
       </w:r>
       <w:r>
         <w:rPr>
           <w:rFonts w:ascii="Avenir Next" w:hAnsi="Avenir Next" w:cs="Avenir Next" w:eastAsia="Avenir Next"/>
           <w:color w:val="1A1A1A"/>
+          <w:sz w:val="22"/>
+          <w:szCs w:val="21"/>
+        </w:rPr>
+        <w:t xml:space="preserve">The largest is </w:t>
+      </w:r>
+      <w:r>
+        <w:rPr>
+          <w:rFonts w:ascii="Avenir Next" w:hAnsi="Avenir Next" w:cs="Avenir Next" w:eastAsia="Avenir Next"/>
+          <w:color w:val="1A1A1A"/>
           <w:sz w:val="21"/>
           <w:szCs w:val="21"/>
-        </w:rPr>
-        <w:t xml:space="preserve">The largest is </w:t>
-      </w:r>
-      <w:r>
-        <w:rPr>
-          <w:rFonts w:ascii="Avenir Next" w:hAnsi="Avenir Next" w:cs="Avenir Next" w:eastAsia="Avenir Next"/>
-          <w:color w:val="1A1A1A"/>
-          <w:sz w:val="21"/>
-          <w:szCs w:val="21"/>
           <w:u w:val="single"/>
         </w:rPr>
         <w:t xml:space="preserve">                </w:t>
@@ -2684,7 +2703,7 @@
         <w:rPr>
           <w:rFonts w:ascii="Avenir Next" w:hAnsi="Avenir Next" w:cs="Avenir Next" w:eastAsia="Avenir Next"/>
           <w:color w:val="1A1A1A"/>
-          <w:sz w:val="21"/>
+          <w:sz w:val="22"/>
           <w:szCs w:val="21"/>
         </w:rPr>
         <w:t xml:space="preserve">.</w:t>
@@ -2701,7 +2720,7 @@
         <w:tabs>
           <w:tab w:val="left" w:pos="432"/>
         </w:tabs>
-        <w:spacing w:before="90" w:after="40" w:line="268" w:lineRule="auto"/>
+        <w:spacing w:before="90" w:after="40" w:line="254" w:lineRule="auto"/>
         <w:ind w:left="432" w:hanging="432"/>
       </w:pPr>
       <w:r>
@@ -2739,7 +2758,7 @@
         <w:tabs>
           <w:tab w:val="left" w:pos="1300"/>
         </w:tabs>
-        <w:spacing w:before="0" w:after="24" w:line="272" w:lineRule="auto"/>
+        <w:spacing w:before="0" w:after="24" w:line="256" w:lineRule="auto"/>
         <w:ind w:left="1300" w:hanging="868"/>
       </w:pPr>
       <w:r>
@@ -2747,35 +2766,35 @@
           <w:rFonts w:ascii="Avenir Next" w:hAnsi="Avenir Next" w:cs="Avenir Next" w:eastAsia="Avenir Next"/>
           <w:b/>
           <w:color w:val="003A70"/>
+          <w:sz w:val="22"/>
+          <w:szCs w:val="18"/>
+        </w:rPr>
+        <w:t xml:space="preserve">Step 1</w:t>
+      </w:r>
+      <w:r>
+        <w:rPr>
+          <w:rFonts w:ascii="Avenir Next" w:hAnsi="Avenir Next" w:cs="Avenir Next" w:eastAsia="Avenir Next"/>
+          <w:color w:val="1A1A1A"/>
           <w:sz w:val="18"/>
           <w:szCs w:val="18"/>
         </w:rPr>
-        <w:t xml:space="preserve">Step 1</w:t>
-      </w:r>
-      <w:r>
-        <w:rPr>
-          <w:rFonts w:ascii="Avenir Next" w:hAnsi="Avenir Next" w:cs="Avenir Next" w:eastAsia="Avenir Next"/>
-          <w:color w:val="1A1A1A"/>
-          <w:sz w:val="18"/>
-          <w:szCs w:val="18"/>
-        </w:rPr>
         <w:tab/>
       </w:r>
       <w:r>
         <w:rPr>
           <w:rFonts w:ascii="Avenir Next" w:hAnsi="Avenir Next" w:cs="Avenir Next" w:eastAsia="Avenir Next"/>
           <w:color w:val="1A1A1A"/>
+          <w:sz w:val="22"/>
+          <w:szCs w:val="21"/>
+        </w:rPr>
+        <w:t xml:space="preserve">There are </w:t>
+      </w:r>
+      <w:r>
+        <w:rPr>
+          <w:rFonts w:ascii="Avenir Next" w:hAnsi="Avenir Next" w:cs="Avenir Next" w:eastAsia="Avenir Next"/>
+          <w:color w:val="1A1A1A"/>
           <w:sz w:val="21"/>
           <w:szCs w:val="21"/>
-        </w:rPr>
-        <w:t xml:space="preserve">There are </w:t>
-      </w:r>
-      <w:r>
-        <w:rPr>
-          <w:rFonts w:ascii="Avenir Next" w:hAnsi="Avenir Next" w:cs="Avenir Next" w:eastAsia="Avenir Next"/>
-          <w:color w:val="1A1A1A"/>
-          <w:sz w:val="21"/>
-          <w:szCs w:val="21"/>
           <w:u w:val="single"/>
         </w:rPr>
         <w:t xml:space="preserve">                </w:t>
@@ -2784,7 +2803,7 @@
         <w:rPr>
           <w:rFonts w:ascii="Avenir Next" w:hAnsi="Avenir Next" w:cs="Avenir Next" w:eastAsia="Avenir Next"/>
           <w:color w:val="1A1A1A"/>
-          <w:sz w:val="21"/>
+          <w:sz w:val="22"/>
           <w:szCs w:val="21"/>
         </w:rPr>
         <w:t xml:space="preserve"> values to check.</w:t>
@@ -2796,7 +2815,7 @@
         <w:tabs>
           <w:tab w:val="left" w:pos="1300"/>
         </w:tabs>
-        <w:spacing w:before="0" w:after="24" w:line="272" w:lineRule="auto"/>
+        <w:spacing w:before="0" w:after="24" w:line="256" w:lineRule="auto"/>
         <w:ind w:left="1300" w:hanging="868"/>
       </w:pPr>
       <w:r>
@@ -2804,35 +2823,35 @@
           <w:rFonts w:ascii="Avenir Next" w:hAnsi="Avenir Next" w:cs="Avenir Next" w:eastAsia="Avenir Next"/>
           <w:b/>
           <w:color w:val="003A70"/>
+          <w:sz w:val="22"/>
+          <w:szCs w:val="18"/>
+        </w:rPr>
+        <w:t xml:space="preserve">Step 2</w:t>
+      </w:r>
+      <w:r>
+        <w:rPr>
+          <w:rFonts w:ascii="Avenir Next" w:hAnsi="Avenir Next" w:cs="Avenir Next" w:eastAsia="Avenir Next"/>
+          <w:color w:val="1A1A1A"/>
           <w:sz w:val="18"/>
           <w:szCs w:val="18"/>
         </w:rPr>
-        <w:t xml:space="preserve">Step 2</w:t>
-      </w:r>
-      <w:r>
-        <w:rPr>
-          <w:rFonts w:ascii="Avenir Next" w:hAnsi="Avenir Next" w:cs="Avenir Next" w:eastAsia="Avenir Next"/>
-          <w:color w:val="1A1A1A"/>
-          <w:sz w:val="18"/>
-          <w:szCs w:val="18"/>
-        </w:rPr>
         <w:tab/>
       </w:r>
       <w:r>
         <w:rPr>
           <w:rFonts w:ascii="Avenir Next" w:hAnsi="Avenir Next" w:cs="Avenir Next" w:eastAsia="Avenir Next"/>
           <w:color w:val="1A1A1A"/>
+          <w:sz w:val="22"/>
+          <w:szCs w:val="21"/>
+        </w:rPr>
+        <w:t xml:space="preserve">The smallest is </w:t>
+      </w:r>
+      <w:r>
+        <w:rPr>
+          <w:rFonts w:ascii="Avenir Next" w:hAnsi="Avenir Next" w:cs="Avenir Next" w:eastAsia="Avenir Next"/>
+          <w:color w:val="1A1A1A"/>
           <w:sz w:val="21"/>
           <w:szCs w:val="21"/>
-        </w:rPr>
-        <w:t xml:space="preserve">The smallest is </w:t>
-      </w:r>
-      <w:r>
-        <w:rPr>
-          <w:rFonts w:ascii="Avenir Next" w:hAnsi="Avenir Next" w:cs="Avenir Next" w:eastAsia="Avenir Next"/>
-          <w:color w:val="1A1A1A"/>
-          <w:sz w:val="21"/>
-          <w:szCs w:val="21"/>
           <w:u w:val="single"/>
         </w:rPr>
         <w:t xml:space="preserve">                </w:t>
@@ -2841,7 +2860,7 @@
         <w:rPr>
           <w:rFonts w:ascii="Avenir Next" w:hAnsi="Avenir Next" w:cs="Avenir Next" w:eastAsia="Avenir Next"/>
           <w:color w:val="1A1A1A"/>
-          <w:sz w:val="21"/>
+          <w:sz w:val="22"/>
           <w:szCs w:val="21"/>
         </w:rPr>
         <w:t xml:space="preserve">.</w:t>
@@ -2853,7 +2872,7 @@
         <w:tabs>
           <w:tab w:val="left" w:pos="1300"/>
         </w:tabs>
-        <w:spacing w:before="0" w:after="24" w:line="272" w:lineRule="auto"/>
+        <w:spacing w:before="0" w:after="24" w:line="256" w:lineRule="auto"/>
         <w:ind w:left="1300" w:hanging="868"/>
       </w:pPr>
       <w:r>
@@ -2861,35 +2880,35 @@
           <w:rFonts w:ascii="Avenir Next" w:hAnsi="Avenir Next" w:cs="Avenir Next" w:eastAsia="Avenir Next"/>
           <w:b/>
           <w:color w:val="003A70"/>
+          <w:sz w:val="22"/>
+          <w:szCs w:val="18"/>
+        </w:rPr>
+        <w:t xml:space="preserve">Step 3</w:t>
+      </w:r>
+      <w:r>
+        <w:rPr>
+          <w:rFonts w:ascii="Avenir Next" w:hAnsi="Avenir Next" w:cs="Avenir Next" w:eastAsia="Avenir Next"/>
+          <w:color w:val="1A1A1A"/>
           <w:sz w:val="18"/>
           <w:szCs w:val="18"/>
         </w:rPr>
-        <w:t xml:space="preserve">Step 3</w:t>
-      </w:r>
-      <w:r>
-        <w:rPr>
-          <w:rFonts w:ascii="Avenir Next" w:hAnsi="Avenir Next" w:cs="Avenir Next" w:eastAsia="Avenir Next"/>
-          <w:color w:val="1A1A1A"/>
-          <w:sz w:val="18"/>
-          <w:szCs w:val="18"/>
-        </w:rPr>
         <w:tab/>
       </w:r>
       <w:r>
         <w:rPr>
           <w:rFonts w:ascii="Avenir Next" w:hAnsi="Avenir Next" w:cs="Avenir Next" w:eastAsia="Avenir Next"/>
           <w:color w:val="1A1A1A"/>
+          <w:sz w:val="22"/>
+          <w:szCs w:val="21"/>
+        </w:rPr>
+        <w:t xml:space="preserve">The largest is </w:t>
+      </w:r>
+      <w:r>
+        <w:rPr>
+          <w:rFonts w:ascii="Avenir Next" w:hAnsi="Avenir Next" w:cs="Avenir Next" w:eastAsia="Avenir Next"/>
+          <w:color w:val="1A1A1A"/>
           <w:sz w:val="21"/>
           <w:szCs w:val="21"/>
-        </w:rPr>
-        <w:t xml:space="preserve">The largest is </w:t>
-      </w:r>
-      <w:r>
-        <w:rPr>
-          <w:rFonts w:ascii="Avenir Next" w:hAnsi="Avenir Next" w:cs="Avenir Next" w:eastAsia="Avenir Next"/>
-          <w:color w:val="1A1A1A"/>
-          <w:sz w:val="21"/>
-          <w:szCs w:val="21"/>
           <w:u w:val="single"/>
         </w:rPr>
         <w:t xml:space="preserve">                </w:t>
@@ -2898,7 +2917,7 @@
         <w:rPr>
           <w:rFonts w:ascii="Avenir Next" w:hAnsi="Avenir Next" w:cs="Avenir Next" w:eastAsia="Avenir Next"/>
           <w:color w:val="1A1A1A"/>
-          <w:sz w:val="21"/>
+          <w:sz w:val="22"/>
           <w:szCs w:val="21"/>
         </w:rPr>
         <w:t xml:space="preserve">.</w:t>
@@ -2911,6 +2930,7 @@
     </w:p>
     <w:p>
       <w:pPr>
+        <w:pStyle w:val="Heading2"/>
         <w:keepNext/>
         <w:pBdr>
           <w:bottom w:val="single" w:sz="8" w:space="3" w:color="003A70"/>
@@ -2926,7 +2946,7 @@
           <w:b/>
           <w:color w:val="003A70"/>
           <w:spacing w:val="14"/>
-          <w:sz w:val="19"/>
+          <w:sz w:val="22"/>
           <w:szCs w:val="19"/>
         </w:rPr>
         <w:t xml:space="preserve">YOUR TURN</w:t>
@@ -2945,7 +2965,7 @@
           <w:rFonts w:ascii="Avenir Next" w:hAnsi="Avenir Next" w:cs="Avenir Next" w:eastAsia="Avenir Next"/>
           <w:i/>
           <w:color w:val="5A5F66"/>
-          <w:sz w:val="17"/>
+          <w:sz w:val="22"/>
           <w:szCs w:val="17"/>
         </w:rPr>
         <w:t xml:space="preserve">use the steps on your own</w:t>
@@ -2995,7 +3015,7 @@
               <w:tabs>
                 <w:tab w:val="left" w:pos="432"/>
               </w:tabs>
-              <w:spacing w:before="90" w:after="40" w:line="268" w:lineRule="auto"/>
+              <w:spacing w:before="90" w:after="40" w:line="254" w:lineRule="auto"/>
               <w:ind w:left="432" w:hanging="432"/>
             </w:pPr>
             <w:r>
@@ -3069,7 +3089,7 @@
                     <w:tabs>
                       <w:tab w:val="left" w:pos="340"/>
                     </w:tabs>
-                    <w:spacing w:before="0" w:after="0" w:line="276" w:lineRule="auto"/>
+                    <w:spacing w:before="0" w:after="0" w:line="258" w:lineRule="auto"/>
                     <w:ind w:left="340" w:hanging="340"/>
                   </w:pPr>
                   <w:r>
@@ -3131,7 +3151,7 @@
                     <w:tabs>
                       <w:tab w:val="left" w:pos="340"/>
                     </w:tabs>
-                    <w:spacing w:before="0" w:after="0" w:line="276" w:lineRule="auto"/>
+                    <w:spacing w:before="0" w:after="0" w:line="258" w:lineRule="auto"/>
                     <w:ind w:left="340" w:hanging="340"/>
                   </w:pPr>
                   <w:r>
@@ -3193,7 +3213,7 @@
                     <w:tabs>
                       <w:tab w:val="left" w:pos="340"/>
                     </w:tabs>
-                    <w:spacing w:before="0" w:after="0" w:line="276" w:lineRule="auto"/>
+                    <w:spacing w:before="0" w:after="0" w:line="258" w:lineRule="auto"/>
                     <w:ind w:left="340" w:hanging="340"/>
                   </w:pPr>
                   <w:r>
@@ -3261,7 +3281,7 @@
                     <w:tabs>
                       <w:tab w:val="left" w:pos="340"/>
                     </w:tabs>
-                    <w:spacing w:before="0" w:after="0" w:line="276" w:lineRule="auto"/>
+                    <w:spacing w:before="0" w:after="0" w:line="258" w:lineRule="auto"/>
                     <w:ind w:left="340" w:hanging="340"/>
                   </w:pPr>
                   <w:r>
@@ -3323,7 +3343,7 @@
                     <w:tabs>
                       <w:tab w:val="left" w:pos="340"/>
                     </w:tabs>
-                    <w:spacing w:before="0" w:after="0" w:line="276" w:lineRule="auto"/>
+                    <w:spacing w:before="0" w:after="0" w:line="258" w:lineRule="auto"/>
                     <w:ind w:left="340" w:hanging="340"/>
                   </w:pPr>
                   <w:r>
@@ -3385,7 +3405,7 @@
                     <w:tabs>
                       <w:tab w:val="left" w:pos="340"/>
                     </w:tabs>
-                    <w:spacing w:before="0" w:after="0" w:line="276" w:lineRule="auto"/>
+                    <w:spacing w:before="0" w:after="0" w:line="258" w:lineRule="auto"/>
                     <w:ind w:left="340" w:hanging="340"/>
                   </w:pPr>
                   <w:r>
@@ -3454,6 +3474,7 @@
     </w:p>
     <w:p>
       <w:pPr>
+        <w:pStyle w:val="Heading2"/>
         <w:keepNext/>
         <w:pBdr>
           <w:bottom w:val="single" w:sz="8" w:space="3" w:color="003A70"/>
@@ -3469,7 +3490,7 @@
           <w:b/>
           <w:color w:val="003A70"/>
           <w:spacing w:val="14"/>
-          <w:sz w:val="19"/>
+          <w:sz w:val="22"/>
           <w:szCs w:val="19"/>
         </w:rPr>
         <w:t xml:space="preserve">READY CHECK</w:t>
@@ -3488,7 +3509,7 @@
           <w:rFonts w:ascii="Avenir Next" w:hAnsi="Avenir Next" w:cs="Avenir Next" w:eastAsia="Avenir Next"/>
           <w:i/>
           <w:color w:val="5A5F66"/>
-          <w:sz w:val="17"/>
+          <w:sz w:val="22"/>
           <w:szCs w:val="17"/>
         </w:rPr>
         <w:t xml:space="preserve">a problem like the one in today’s lesson</w:t>
@@ -3538,7 +3559,7 @@
               <w:tabs>
                 <w:tab w:val="left" w:pos="432"/>
               </w:tabs>
-              <w:spacing w:before="90" w:after="40" w:line="268" w:lineRule="auto"/>
+              <w:spacing w:before="90" w:after="40" w:line="254" w:lineRule="auto"/>
               <w:ind w:left="432" w:hanging="432"/>
             </w:pPr>
             <w:r>
@@ -3612,7 +3633,7 @@
                     <w:tabs>
                       <w:tab w:val="left" w:pos="340"/>
                     </w:tabs>
-                    <w:spacing w:before="0" w:after="0" w:line="264" w:lineRule="auto"/>
+                    <w:spacing w:before="0" w:after="0" w:line="252" w:lineRule="auto"/>
                     <w:ind w:left="340" w:hanging="340"/>
                   </w:pPr>
                   <w:r>
@@ -3620,25 +3641,25 @@
                       <w:rFonts w:ascii="Avenir Next" w:hAnsi="Avenir Next" w:cs="Avenir Next" w:eastAsia="Avenir Next"/>
                       <w:b/>
                       <w:color w:val="003A70"/>
+                      <w:sz w:val="22"/>
+                      <w:szCs w:val="21"/>
+                    </w:rPr>
+                    <w:t xml:space="preserve">A</w:t>
+                  </w:r>
+                  <w:r>
+                    <w:rPr>
+                      <w:rFonts w:ascii="Avenir Next" w:hAnsi="Avenir Next" w:cs="Avenir Next" w:eastAsia="Avenir Next"/>
+                      <w:color w:val="1A1A1A"/>
                       <w:sz w:val="21"/>
                       <w:szCs w:val="21"/>
                     </w:rPr>
-                    <w:t xml:space="preserve">A</w:t>
-                  </w:r>
-                  <w:r>
-                    <w:rPr>
-                      <w:rFonts w:ascii="Avenir Next" w:hAnsi="Avenir Next" w:cs="Avenir Next" w:eastAsia="Avenir Next"/>
-                      <w:color w:val="1A1A1A"/>
-                      <w:sz w:val="21"/>
-                      <w:szCs w:val="21"/>
-                    </w:rPr>
                     <w:tab/>
                   </w:r>
                   <w:r>
                     <w:rPr>
                       <w:rFonts w:ascii="Avenir Next" w:hAnsi="Avenir Next" w:cs="Avenir Next" w:eastAsia="Avenir Next"/>
                       <w:color w:val="1A1A1A"/>
-                      <w:sz w:val="21"/>
+                      <w:sz w:val="22"/>
                       <w:szCs w:val="21"/>
                     </w:rPr>
                     <w:t xml:space="preserve">8</w:t>
@@ -3655,7 +3676,7 @@
                     <w:tabs>
                       <w:tab w:val="left" w:pos="340"/>
                     </w:tabs>
-                    <w:spacing w:before="0" w:after="0" w:line="264" w:lineRule="auto"/>
+                    <w:spacing w:before="0" w:after="0" w:line="252" w:lineRule="auto"/>
                     <w:ind w:left="340" w:hanging="340"/>
                   </w:pPr>
                   <w:r>
@@ -3663,25 +3684,25 @@
                       <w:rFonts w:ascii="Avenir Next" w:hAnsi="Avenir Next" w:cs="Avenir Next" w:eastAsia="Avenir Next"/>
                       <w:b/>
                       <w:color w:val="003A70"/>
+                      <w:sz w:val="22"/>
+                      <w:szCs w:val="21"/>
+                    </w:rPr>
+                    <w:t xml:space="preserve">B</w:t>
+                  </w:r>
+                  <w:r>
+                    <w:rPr>
+                      <w:rFonts w:ascii="Avenir Next" w:hAnsi="Avenir Next" w:cs="Avenir Next" w:eastAsia="Avenir Next"/>
+                      <w:color w:val="1A1A1A"/>
                       <w:sz w:val="21"/>
                       <w:szCs w:val="21"/>
                     </w:rPr>
-                    <w:t xml:space="preserve">B</w:t>
-                  </w:r>
-                  <w:r>
-                    <w:rPr>
-                      <w:rFonts w:ascii="Avenir Next" w:hAnsi="Avenir Next" w:cs="Avenir Next" w:eastAsia="Avenir Next"/>
-                      <w:color w:val="1A1A1A"/>
-                      <w:sz w:val="21"/>
-                      <w:szCs w:val="21"/>
-                    </w:rPr>
                     <w:tab/>
                   </w:r>
                   <w:r>
                     <w:rPr>
                       <w:rFonts w:ascii="Avenir Next" w:hAnsi="Avenir Next" w:cs="Avenir Next" w:eastAsia="Avenir Next"/>
                       <w:color w:val="1A1A1A"/>
-                      <w:sz w:val="21"/>
+                      <w:sz w:val="22"/>
                       <w:szCs w:val="21"/>
                     </w:rPr>
                     <w:t xml:space="preserve">9</w:t>
@@ -3698,7 +3719,7 @@
                     <w:tabs>
                       <w:tab w:val="left" w:pos="340"/>
                     </w:tabs>
-                    <w:spacing w:before="0" w:after="0" w:line="264" w:lineRule="auto"/>
+                    <w:spacing w:before="0" w:after="0" w:line="252" w:lineRule="auto"/>
                     <w:ind w:left="340" w:hanging="340"/>
                   </w:pPr>
                   <w:r>
@@ -3706,25 +3727,25 @@
                       <w:rFonts w:ascii="Avenir Next" w:hAnsi="Avenir Next" w:cs="Avenir Next" w:eastAsia="Avenir Next"/>
                       <w:b/>
                       <w:color w:val="003A70"/>
+                      <w:sz w:val="22"/>
+                      <w:szCs w:val="21"/>
+                    </w:rPr>
+                    <w:t xml:space="preserve">C</w:t>
+                  </w:r>
+                  <w:r>
+                    <w:rPr>
+                      <w:rFonts w:ascii="Avenir Next" w:hAnsi="Avenir Next" w:cs="Avenir Next" w:eastAsia="Avenir Next"/>
+                      <w:color w:val="1A1A1A"/>
                       <w:sz w:val="21"/>
                       <w:szCs w:val="21"/>
                     </w:rPr>
-                    <w:t xml:space="preserve">C</w:t>
-                  </w:r>
-                  <w:r>
-                    <w:rPr>
-                      <w:rFonts w:ascii="Avenir Next" w:hAnsi="Avenir Next" w:cs="Avenir Next" w:eastAsia="Avenir Next"/>
-                      <w:color w:val="1A1A1A"/>
-                      <w:sz w:val="21"/>
-                      <w:szCs w:val="21"/>
-                    </w:rPr>
                     <w:tab/>
                   </w:r>
                   <w:r>
                     <w:rPr>
                       <w:rFonts w:ascii="Avenir Next" w:hAnsi="Avenir Next" w:cs="Avenir Next" w:eastAsia="Avenir Next"/>
                       <w:color w:val="1A1A1A"/>
-                      <w:sz w:val="21"/>
+                      <w:sz w:val="22"/>
                       <w:szCs w:val="21"/>
                     </w:rPr>
                     <w:t xml:space="preserve">14</w:t>
@@ -3741,7 +3762,7 @@
                     <w:tabs>
                       <w:tab w:val="left" w:pos="340"/>
                     </w:tabs>
-                    <w:spacing w:before="0" w:after="0" w:line="264" w:lineRule="auto"/>
+                    <w:spacing w:before="0" w:after="0" w:line="252" w:lineRule="auto"/>
                     <w:ind w:left="340" w:hanging="340"/>
                   </w:pPr>
                   <w:r>
@@ -3749,25 +3770,25 @@
                       <w:rFonts w:ascii="Avenir Next" w:hAnsi="Avenir Next" w:cs="Avenir Next" w:eastAsia="Avenir Next"/>
                       <w:b/>
                       <w:color w:val="003A70"/>
+                      <w:sz w:val="22"/>
+                      <w:szCs w:val="21"/>
+                    </w:rPr>
+                    <w:t xml:space="preserve">D</w:t>
+                  </w:r>
+                  <w:r>
+                    <w:rPr>
+                      <w:rFonts w:ascii="Avenir Next" w:hAnsi="Avenir Next" w:cs="Avenir Next" w:eastAsia="Avenir Next"/>
+                      <w:color w:val="1A1A1A"/>
                       <w:sz w:val="21"/>
                       <w:szCs w:val="21"/>
                     </w:rPr>
-                    <w:t xml:space="preserve">D</w:t>
-                  </w:r>
-                  <w:r>
-                    <w:rPr>
-                      <w:rFonts w:ascii="Avenir Next" w:hAnsi="Avenir Next" w:cs="Avenir Next" w:eastAsia="Avenir Next"/>
-                      <w:color w:val="1A1A1A"/>
-                      <w:sz w:val="21"/>
-                      <w:szCs w:val="21"/>
-                    </w:rPr>
                     <w:tab/>
                   </w:r>
                   <w:r>
                     <w:rPr>
                       <w:rFonts w:ascii="Avenir Next" w:hAnsi="Avenir Next" w:cs="Avenir Next" w:eastAsia="Avenir Next"/>
                       <w:color w:val="1A1A1A"/>
-                      <w:sz w:val="21"/>
+                      <w:sz w:val="22"/>
                       <w:szCs w:val="21"/>
                     </w:rPr>
                     <w:t xml:space="preserve">6</w:t>
@@ -3816,19 +3837,42 @@
         <w:tblLook w:val="0000" w:firstRow="0" w:lastRow="0" w:firstColumn="0" w:lastColumn="0" w:noHBand="1" w:noVBand="1"/>
       </w:tblPr>
       <w:tblGrid>
-        <w:gridCol w:w="2000"/>
-        <w:gridCol w:w="2300"/>
-        <w:gridCol w:w="2100"/>
-        <w:gridCol w:w="3104"/>
+        <w:gridCol w:w="1750"/>
+        <w:gridCol w:w="2500"/>
+        <w:gridCol w:w="2200"/>
+        <w:gridCol w:w="3054"/>
       </w:tblGrid>
       <w:tr>
         <w:trPr>
           <w:cantSplit/>
-          <w:trHeight w:val="320" w:hRule="atLeast"/>
+          <w:trHeight w:val="300" w:hRule="atLeast"/>
         </w:trPr>
         <w:tc>
           <w:tcPr>
-            <w:tcW w:w="2000" w:type="dxa"/>
+            <w:tcW w:w="1750" w:type="dxa"/>
+            <w:vAlign w:val="center"/>
+          </w:tcPr>
+          <w:p>
+            <w:pPr>
+              <w:pStyle w:val="Heading2"/>
+              <w:spacing w:before="0" w:after="0" w:line="240" w:lineRule="auto"/>
+            </w:pPr>
+            <w:r>
+              <w:rPr>
+                <w:rFonts w:ascii="Avenir Next" w:hAnsi="Avenir Next" w:cs="Avenir Next" w:eastAsia="Avenir Next"/>
+                <w:b/>
+                <w:color w:val="003A70"/>
+                <w:spacing w:val="12"/>
+                <w:sz w:val="15"/>
+                <w:szCs w:val="15"/>
+              </w:rPr>
+              <w:t xml:space="preserve">CHECK YOURSELF</w:t>
+            </w:r>
+          </w:p>
+        </w:tc>
+        <w:tc>
+          <w:tcPr>
+            <w:tcW w:w="2500" w:type="dxa"/>
             <w:vAlign w:val="center"/>
           </w:tcPr>
           <w:p>
@@ -3837,20 +3881,27 @@
             </w:pPr>
             <w:r>
               <w:rPr>
-                <w:rFonts w:ascii="Avenir Next" w:hAnsi="Avenir Next" w:cs="Avenir Next" w:eastAsia="Avenir Next"/>
-                <w:b/>
-                <w:color w:val="003A70"/>
-                <w:spacing w:val="12"/>
-                <w:sz w:val="15"/>
-                <w:szCs w:val="15"/>
-              </w:rPr>
-              <w:t xml:space="preserve">CHECK YOURSELF</w:t>
+                <w:rFonts w:ascii="Arial" w:hAnsi="Arial" w:cs="Arial" w:eastAsia="Arial"/>
+                <w:color w:val="1A1A1A"/>
+                <w:sz w:val="20"/>
+                <w:szCs w:val="20"/>
+              </w:rPr>
+              <w:t xml:space="preserve">□</w:t>
+            </w:r>
+            <w:r>
+              <w:rPr>
+                <w:rFonts w:ascii="Avenir Next" w:hAnsi="Avenir Next" w:cs="Avenir Next" w:eastAsia="Avenir Next"/>
+                <w:color w:val="1A1A1A"/>
+                <w:sz w:val="17"/>
+                <w:szCs w:val="17"/>
+              </w:rPr>
+              <w:t xml:space="preserve">  I can do this on my own</w:t>
             </w:r>
           </w:p>
         </w:tc>
         <w:tc>
           <w:tcPr>
-            <w:tcW w:w="2300" w:type="dxa"/>
+            <w:tcW w:w="2200" w:type="dxa"/>
             <w:vAlign w:val="center"/>
           </w:tcPr>
           <w:p>
@@ -3861,8 +3912,8 @@
               <w:rPr>
                 <w:rFonts w:ascii="Arial" w:hAnsi="Arial" w:cs="Arial" w:eastAsia="Arial"/>
                 <w:color w:val="1A1A1A"/>
-                <w:sz w:val="24"/>
-                <w:szCs w:val="24"/>
+                <w:sz w:val="20"/>
+                <w:szCs w:val="20"/>
               </w:rPr>
               <w:t xml:space="preserve">□</w:t>
             </w:r>
@@ -3873,13 +3924,13 @@
                 <w:sz w:val="17"/>
                 <w:szCs w:val="17"/>
               </w:rPr>
-              <w:t xml:space="preserve">  I can do this on my own</w:t>
+              <w:t xml:space="preserve">  I need a little help</w:t>
             </w:r>
           </w:p>
         </w:tc>
         <w:tc>
           <w:tcPr>
-            <w:tcW w:w="2100" w:type="dxa"/>
+            <w:tcW w:w="3054" w:type="dxa"/>
             <w:vAlign w:val="center"/>
           </w:tcPr>
           <w:p>
@@ -3890,37 +3941,8 @@
               <w:rPr>
                 <w:rFonts w:ascii="Arial" w:hAnsi="Arial" w:cs="Arial" w:eastAsia="Arial"/>
                 <w:color w:val="1A1A1A"/>
-                <w:sz w:val="24"/>
-                <w:szCs w:val="24"/>
-              </w:rPr>
-              <w:t xml:space="preserve">□</w:t>
-            </w:r>
-            <w:r>
-              <w:rPr>
-                <w:rFonts w:ascii="Avenir Next" w:hAnsi="Avenir Next" w:cs="Avenir Next" w:eastAsia="Avenir Next"/>
-                <w:color w:val="1A1A1A"/>
-                <w:sz w:val="17"/>
-                <w:szCs w:val="17"/>
-              </w:rPr>
-              <w:t xml:space="preserve">  I need a little help</w:t>
-            </w:r>
-          </w:p>
-        </w:tc>
-        <w:tc>
-          <w:tcPr>
-            <w:tcW w:w="3104" w:type="dxa"/>
-            <w:vAlign w:val="center"/>
-          </w:tcPr>
-          <w:p>
-            <w:pPr>
-              <w:spacing w:before="0" w:after="0" w:line="240" w:lineRule="auto"/>
-            </w:pPr>
-            <w:r>
-              <w:rPr>
-                <w:rFonts w:ascii="Arial" w:hAnsi="Arial" w:cs="Arial" w:eastAsia="Arial"/>
-                <w:color w:val="1A1A1A"/>
-                <w:sz w:val="24"/>
-                <w:szCs w:val="24"/>
+                <w:sz w:val="20"/>
+                <w:szCs w:val="20"/>
               </w:rPr>
               <w:t xml:space="preserve">□</w:t>
             </w:r>
@@ -3955,7 +3977,7 @@
     <w:sectPr>
       <w:footerReference w:type="default" r:id="rIdFooter1"/>
       <w:pgSz w:w="12240" w:h="15840"/>
-      <w:pgMar w:top="893" w:right="1224" w:bottom="835" w:left="1512" w:header="432" w:footer="432" w:gutter="0"/>
+      <w:pgMar w:top="780" w:right="1224" w:bottom="760" w:left="1512" w:header="432" w:footer="432" w:gutter="0"/>
       <w:cols w:space="720"/>
     </w:sectPr>
   </w:body>
@@ -4035,7 +4057,106 @@
               <w:sz w:val="15"/>
               <w:szCs w:val="15"/>
             </w:rPr>
-            <w:t xml:space="preserve">Lesson 2-1  ·  Session 1  ·  Prerequisite Practice A</w:t>
+            <w:t xml:space="preserve">2-1 · Page </w:t>
+          </w:r>
+          <w:r>
+            <w:rPr>
+              <w:rFonts w:ascii="Avenir Next" w:hAnsi="Avenir Next" w:cs="Avenir Next" w:eastAsia="Avenir Next"/>
+              <w:color w:val="5A5F66"/>
+              <w:sz w:val="15"/>
+              <w:szCs w:val="15"/>
+            </w:rPr>
+            <w:fldChar w:fldCharType="begin"/>
+          </w:r>
+          <w:r>
+            <w:rPr>
+              <w:rFonts w:ascii="Avenir Next" w:hAnsi="Avenir Next" w:cs="Avenir Next" w:eastAsia="Avenir Next"/>
+              <w:color w:val="5A5F66"/>
+              <w:sz w:val="15"/>
+              <w:szCs w:val="15"/>
+            </w:rPr>
+            <w:instrText xml:space="preserve"> PAGE </w:instrText>
+          </w:r>
+          <w:r>
+            <w:rPr>
+              <w:rFonts w:ascii="Avenir Next" w:hAnsi="Avenir Next" w:cs="Avenir Next" w:eastAsia="Avenir Next"/>
+              <w:color w:val="5A5F66"/>
+              <w:sz w:val="15"/>
+              <w:szCs w:val="15"/>
+            </w:rPr>
+            <w:fldChar w:fldCharType="separate"/>
+          </w:r>
+          <w:r>
+            <w:rPr>
+              <w:rFonts w:ascii="Avenir Next" w:hAnsi="Avenir Next" w:cs="Avenir Next" w:eastAsia="Avenir Next"/>
+              <w:color w:val="5A5F66"/>
+              <w:sz w:val="15"/>
+              <w:szCs w:val="15"/>
+            </w:rPr>
+            <w:t xml:space="preserve">1</w:t>
+          </w:r>
+          <w:r>
+            <w:rPr>
+              <w:rFonts w:ascii="Avenir Next" w:hAnsi="Avenir Next" w:cs="Avenir Next" w:eastAsia="Avenir Next"/>
+              <w:color w:val="5A5F66"/>
+              <w:sz w:val="15"/>
+              <w:szCs w:val="15"/>
+            </w:rPr>
+            <w:fldChar w:fldCharType="end"/>
+          </w:r>
+          <w:r>
+            <w:rPr>
+              <w:rFonts w:ascii="Avenir Next" w:hAnsi="Avenir Next" w:cs="Avenir Next" w:eastAsia="Avenir Next"/>
+              <w:color w:val="5A5F66"/>
+              <w:sz w:val="15"/>
+              <w:szCs w:val="15"/>
+            </w:rPr>
+            <w:t xml:space="preserve"> of </w:t>
+          </w:r>
+          <w:r>
+            <w:rPr>
+              <w:rFonts w:ascii="Avenir Next" w:hAnsi="Avenir Next" w:cs="Avenir Next" w:eastAsia="Avenir Next"/>
+              <w:color w:val="5A5F66"/>
+              <w:sz w:val="15"/>
+              <w:szCs w:val="15"/>
+            </w:rPr>
+            <w:fldChar w:fldCharType="begin"/>
+          </w:r>
+          <w:r>
+            <w:rPr>
+              <w:rFonts w:ascii="Avenir Next" w:hAnsi="Avenir Next" w:cs="Avenir Next" w:eastAsia="Avenir Next"/>
+              <w:color w:val="5A5F66"/>
+              <w:sz w:val="15"/>
+              <w:szCs w:val="15"/>
+            </w:rPr>
+            <w:instrText xml:space="preserve"> NUMPAGES </w:instrText>
+          </w:r>
+          <w:r>
+            <w:rPr>
+              <w:rFonts w:ascii="Avenir Next" w:hAnsi="Avenir Next" w:cs="Avenir Next" w:eastAsia="Avenir Next"/>
+              <w:color w:val="5A5F66"/>
+              <w:sz w:val="15"/>
+              <w:szCs w:val="15"/>
+            </w:rPr>
+            <w:fldChar w:fldCharType="separate"/>
+          </w:r>
+          <w:r>
+            <w:rPr>
+              <w:rFonts w:ascii="Avenir Next" w:hAnsi="Avenir Next" w:cs="Avenir Next" w:eastAsia="Avenir Next"/>
+              <w:color w:val="5A5F66"/>
+              <w:sz w:val="15"/>
+              <w:szCs w:val="15"/>
+            </w:rPr>
+            <w:t xml:space="preserve">1</w:t>
+          </w:r>
+          <w:r>
+            <w:rPr>
+              <w:rFonts w:ascii="Avenir Next" w:hAnsi="Avenir Next" w:cs="Avenir Next" w:eastAsia="Avenir Next"/>
+              <w:color w:val="5A5F66"/>
+              <w:sz w:val="15"/>
+              <w:szCs w:val="15"/>
+            </w:rPr>
+            <w:fldChar w:fldCharType="end"/>
           </w:r>
         </w:p>
       </w:tc>
@@ -4078,5 +4199,23 @@
       </w:tblCellMar>
     </w:tblPr>
   </w:style>
+  <w:style w:type="paragraph" w:styleId="Heading1">
+    <w:name w:val="heading 1"/>
+    <w:basedOn w:val="Normal"/>
+    <w:pPr>
+      <w:outlineLvl w:val="0"/>
+      <w:keepNext w:val="0"/>
+      <w:keepLines w:val="0"/>
+    </w:pPr>
+  </w:style>
+  <w:style w:type="paragraph" w:styleId="Heading2">
+    <w:name w:val="heading 2"/>
+    <w:basedOn w:val="Normal"/>
+    <w:pPr>
+      <w:outlineLvl w:val="1"/>
+      <w:keepNext w:val="0"/>
+      <w:keepLines w:val="0"/>
+    </w:pPr>
+  </w:style>
 </w:styles>
 </file>